--- a/hr/마인드_업무프로세스.docx
+++ b/hr/마인드_업무프로세스.docx
@@ -94,7 +94,7 @@
           <w:sz w:val="19"/>
           <w:szCs w:val="19"/>
         </w:rPr>
-        <w:t xml:space="preserve">최종 정리일    2026년 8월 6일</w:t>
+        <w:t xml:space="preserve">최종 개정    2026년 8월 29일        (최초 정리 2026년 8월 6일)</w:t>
       </w:r>
     </w:p>
     <w:p>
@@ -135,7 +135,7 @@
           <w:sz w:val="22"/>
           <w:szCs w:val="22"/>
         </w:rPr>
-        <w:t xml:space="preserve">1. UX · UI 기초 업무 지시사항</w:t>
+        <w:t xml:space="preserve">1. 산출물 규칙</w:t>
       </w:r>
     </w:p>
     <w:p>
@@ -153,7 +153,7 @@
           <w:sz w:val="21"/>
           <w:szCs w:val="21"/>
         </w:rPr>
-        <w:t xml:space="preserve">산출물 사이즈 규칙</w:t>
+        <w:t xml:space="preserve">수치</w:t>
       </w:r>
     </w:p>
     <w:p>
@@ -210,43 +210,6 @@
           <w:szCs w:val="20"/>
         </w:rPr>
         <w:t xml:space="preserve">디자인을 진행하기 전에 사전 리서치를 반드시 수행한다.</w:t>
-      </w:r>
-    </w:p>
-    <w:p>
-      <w:pPr>
-        <w:spacing w:after="60" w:before="200"/>
-      </w:pPr>
-      <w:r>
-        <w:rPr>
-          <w:rFonts w:ascii="맑은 고딕" w:cs="맑은 고딕" w:eastAsia="맑은 고딕" w:hAnsi="맑은 고딕"/>
-          <w:b/>
-          <w:bCs/>
-          <w:i w:val="false"/>
-          <w:iCs w:val="false"/>
-          <w:color w:val="14161B"/>
-          <w:sz w:val="21"/>
-          <w:szCs w:val="21"/>
-        </w:rPr>
-        <w:t xml:space="preserve">진행 중인 프로젝트에 투입되는 경우</w:t>
-      </w:r>
-    </w:p>
-    <w:p>
-      <w:pPr>
-        <w:spacing w:after="70" w:line="288"/>
-        <w:ind w:left="200" w:hanging="200"/>
-      </w:pPr>
-      <w:r>
-        <w:rPr>
-          <w:rFonts w:ascii="맑은 고딕" w:cs="맑은 고딕" w:eastAsia="맑은 고딕" w:hAnsi="맑은 고딕"/>
-          <w:b w:val="false"/>
-          <w:bCs w:val="false"/>
-          <w:i w:val="false"/>
-          <w:iCs w:val="false"/>
-          <w:color w:val="14161B"/>
-          <w:sz w:val="20"/>
-          <w:szCs w:val="20"/>
-        </w:rPr>
-        <w:t xml:space="preserve">힐스테이트·디에이치·쿠쿠 등 이미 진행 중인 프로젝트에 투입되는 경우, 기존 화면을 충분히 숙지한 후 작업을 시작한다.</w:t>
       </w:r>
     </w:p>
     <w:p>
@@ -268,64 +231,48 @@
           <w:sz w:val="22"/>
           <w:szCs w:val="22"/>
         </w:rPr>
-        <w:t xml:space="preserve">2. KOLON 모바일 유지보수 프로세스</w:t>
-      </w:r>
-    </w:p>
-    <w:p>
-      <w:pPr>
-        <w:spacing w:after="60" w:line="288"/>
-        <w:ind w:left="480" w:hanging="200"/>
-      </w:pPr>
-      <w:r>
-        <w:rPr>
-          <w:rFonts w:ascii="맑은 고딕" w:cs="맑은 고딕" w:eastAsia="맑은 고딕" w:hAnsi="맑은 고딕"/>
-          <w:b w:val="false"/>
-          <w:bCs w:val="false"/>
-          <w:i w:val="false"/>
-          <w:iCs w:val="false"/>
-          <w:color w:val="14161B"/>
-          <w:sz w:val="20"/>
-          <w:szCs w:val="20"/>
-        </w:rPr>
-        <w:t xml:space="preserve">1. 의뢰를 확인하는 즉시 코멘트로 접수를 회신한다. 이모티콘이나 "확인했습니다" 정도면 충분하다.</w:t>
-      </w:r>
-    </w:p>
-    <w:p>
-      <w:pPr>
-        <w:spacing w:after="60" w:line="288"/>
-        <w:ind w:left="480" w:hanging="200"/>
-      </w:pPr>
-      <w:r>
-        <w:rPr>
-          <w:rFonts w:ascii="맑은 고딕" w:cs="맑은 고딕" w:eastAsia="맑은 고딕" w:hAnsi="맑은 고딕"/>
-          <w:b w:val="false"/>
-          <w:bCs w:val="false"/>
-          <w:i w:val="false"/>
-          <w:iCs w:val="false"/>
-          <w:color w:val="14161B"/>
-          <w:sz w:val="20"/>
-          <w:szCs w:val="20"/>
-        </w:rPr>
-        <w:t xml:space="preserve">2. 유지보수 의뢰를 받으면 완료 기한을 반드시 확인한다.</w:t>
-      </w:r>
-    </w:p>
-    <w:p>
-      <w:pPr>
-        <w:spacing w:after="60" w:line="288"/>
-        <w:ind w:left="480" w:hanging="200"/>
-      </w:pPr>
-      <w:r>
-        <w:rPr>
-          <w:rFonts w:ascii="맑은 고딕" w:cs="맑은 고딕" w:eastAsia="맑은 고딕" w:hAnsi="맑은 고딕"/>
-          <w:b w:val="false"/>
-          <w:bCs w:val="false"/>
-          <w:i w:val="false"/>
-          <w:iCs w:val="false"/>
-          <w:color w:val="14161B"/>
-          <w:sz w:val="20"/>
-          <w:szCs w:val="20"/>
-        </w:rPr>
-        <w:t xml:space="preserve">3. 작업 기간의 2분의 1 시점에 1차 내부 컨펌을 진행한다.</w:t>
+        <w:t xml:space="preserve">2. 프로젝트 투입</w:t>
+      </w:r>
+    </w:p>
+    <w:p>
+      <w:pPr>
+        <w:spacing w:after="70" w:line="288"/>
+        <w:ind w:left="200" w:hanging="200"/>
+      </w:pPr>
+      <w:r>
+        <w:rPr>
+          <w:rFonts w:ascii="맑은 고딕" w:cs="맑은 고딕" w:eastAsia="맑은 고딕" w:hAnsi="맑은 고딕"/>
+          <w:b w:val="false"/>
+          <w:bCs w:val="false"/>
+          <w:i w:val="false"/>
+          <w:iCs w:val="false"/>
+          <w:color w:val="14161B"/>
+          <w:sz w:val="20"/>
+          <w:szCs w:val="20"/>
+        </w:rPr>
+        <w:t xml:space="preserve">힐스테이트·디에이치·쿠쿠 등 이미 진행 중인 프로젝트에 투입되는 경우, 기존 화면을 충분히 숙지한 후 작업을 시작한다.</w:t>
+      </w:r>
+    </w:p>
+    <w:p>
+      <w:pPr>
+        <w:pBdr>
+          <w:left w:val="single" w:color="D4D6DB" w:sz="6" w:space="10"/>
+        </w:pBdr>
+        <w:spacing w:after="0" w:before="150"/>
+        <w:ind w:left="200"/>
+      </w:pPr>
+      <w:r>
+        <w:rPr>
+          <w:rFonts w:ascii="맑은 고딕" w:cs="맑은 고딕" w:eastAsia="맑은 고딕" w:hAnsi="맑은 고딕"/>
+          <w:b w:val="false"/>
+          <w:bCs w:val="false"/>
+          <w:i w:val="false"/>
+          <w:iCs w:val="false"/>
+          <w:color w:val="6B7280"/>
+          <w:sz w:val="19"/>
+          <w:szCs w:val="19"/>
+        </w:rPr>
+        <w:t xml:space="preserve">먼저 만들어진 화면의 규칙을 따르는 것이 우선이다. 기존 방식에 문제가 있다고 판단되면 바꾸기 전에 먼저 논의한다.</w:t>
       </w:r>
     </w:p>
     <w:p>
@@ -347,7 +294,320 @@
           <w:sz w:val="22"/>
           <w:szCs w:val="22"/>
         </w:rPr>
-        <w:t xml:space="preserve">3. 파일명 형식</w:t>
+        <w:t xml:space="preserve">3. 요청의 접수와 기록</w:t>
+      </w:r>
+    </w:p>
+    <w:p>
+      <w:pPr>
+        <w:spacing w:after="60" w:before="200"/>
+      </w:pPr>
+      <w:r>
+        <w:rPr>
+          <w:rFonts w:ascii="맑은 고딕" w:cs="맑은 고딕" w:eastAsia="맑은 고딕" w:hAnsi="맑은 고딕"/>
+          <w:b/>
+          <w:bCs/>
+          <w:i w:val="false"/>
+          <w:iCs w:val="false"/>
+          <w:color w:val="14161B"/>
+          <w:sz w:val="21"/>
+          <w:szCs w:val="21"/>
+        </w:rPr>
+        <w:t xml:space="preserve">유지보수 의뢰 (KOLON 모바일)</w:t>
+      </w:r>
+    </w:p>
+    <w:p>
+      <w:pPr>
+        <w:spacing w:after="60" w:line="288"/>
+        <w:ind w:left="480" w:hanging="200"/>
+      </w:pPr>
+      <w:r>
+        <w:rPr>
+          <w:rFonts w:ascii="맑은 고딕" w:cs="맑은 고딕" w:eastAsia="맑은 고딕" w:hAnsi="맑은 고딕"/>
+          <w:b w:val="false"/>
+          <w:bCs w:val="false"/>
+          <w:i w:val="false"/>
+          <w:iCs w:val="false"/>
+          <w:color w:val="14161B"/>
+          <w:sz w:val="20"/>
+          <w:szCs w:val="20"/>
+        </w:rPr>
+        <w:t xml:space="preserve">1. 의뢰를 확인하는 즉시 코멘트로 접수를 회신한다. 이모티콘이나 "확인했습니다" 정도면 충분하다.</w:t>
+      </w:r>
+    </w:p>
+    <w:p>
+      <w:pPr>
+        <w:spacing w:after="60" w:line="288"/>
+        <w:ind w:left="480" w:hanging="200"/>
+      </w:pPr>
+      <w:r>
+        <w:rPr>
+          <w:rFonts w:ascii="맑은 고딕" w:cs="맑은 고딕" w:eastAsia="맑은 고딕" w:hAnsi="맑은 고딕"/>
+          <w:b w:val="false"/>
+          <w:bCs w:val="false"/>
+          <w:i w:val="false"/>
+          <w:iCs w:val="false"/>
+          <w:color w:val="14161B"/>
+          <w:sz w:val="20"/>
+          <w:szCs w:val="20"/>
+        </w:rPr>
+        <w:t xml:space="preserve">2. 유지보수 의뢰를 받으면 완료 기한을 반드시 확인한다.</w:t>
+      </w:r>
+    </w:p>
+    <w:p>
+      <w:pPr>
+        <w:spacing w:after="60" w:line="288"/>
+        <w:ind w:left="480" w:hanging="200"/>
+      </w:pPr>
+      <w:r>
+        <w:rPr>
+          <w:rFonts w:ascii="맑은 고딕" w:cs="맑은 고딕" w:eastAsia="맑은 고딕" w:hAnsi="맑은 고딕"/>
+          <w:b w:val="false"/>
+          <w:bCs w:val="false"/>
+          <w:i w:val="false"/>
+          <w:iCs w:val="false"/>
+          <w:color w:val="14161B"/>
+          <w:sz w:val="20"/>
+          <w:szCs w:val="20"/>
+        </w:rPr>
+        <w:t xml:space="preserve">3. 작업 기간의 2분의 1 시점에 1차 내부 컨펌을 진행한다.</w:t>
+      </w:r>
+    </w:p>
+    <w:p>
+      <w:pPr>
+        <w:spacing w:after="60" w:before="200"/>
+      </w:pPr>
+      <w:r>
+        <w:rPr>
+          <w:rFonts w:ascii="맑은 고딕" w:cs="맑은 고딕" w:eastAsia="맑은 고딕" w:hAnsi="맑은 고딕"/>
+          <w:b/>
+          <w:bCs/>
+          <w:i w:val="false"/>
+          <w:iCs w:val="false"/>
+          <w:color w:val="14161B"/>
+          <w:sz w:val="21"/>
+          <w:szCs w:val="21"/>
+        </w:rPr>
+        <w:t xml:space="preserve">구두로 받은 요청</w:t>
+      </w:r>
+    </w:p>
+    <w:p>
+      <w:pPr>
+        <w:spacing w:after="70" w:line="288"/>
+        <w:ind w:left="200" w:hanging="200"/>
+      </w:pPr>
+      <w:r>
+        <w:rPr>
+          <w:rFonts w:ascii="맑은 고딕" w:cs="맑은 고딕" w:eastAsia="맑은 고딕" w:hAnsi="맑은 고딕"/>
+          <w:b w:val="false"/>
+          <w:bCs w:val="false"/>
+          <w:i w:val="false"/>
+          <w:iCs w:val="false"/>
+          <w:color w:val="14161B"/>
+          <w:sz w:val="20"/>
+          <w:szCs w:val="20"/>
+        </w:rPr>
+        <w:t xml:space="preserve">전화·메신저·회의 등에서 구두로 받은 요청은 당일 안에 담당자가 정규 채널(코멘트·메일)에 옮겨 적고 상대의 확인을 받는다.</w:t>
+      </w:r>
+    </w:p>
+    <w:p>
+      <w:pPr>
+        <w:spacing w:after="70" w:line="288"/>
+        <w:ind w:left="200" w:hanging="200"/>
+      </w:pPr>
+      <w:r>
+        <w:rPr>
+          <w:rFonts w:ascii="맑은 고딕" w:cs="맑은 고딕" w:eastAsia="맑은 고딕" w:hAnsi="맑은 고딕"/>
+          <w:b w:val="false"/>
+          <w:bCs w:val="false"/>
+          <w:i w:val="false"/>
+          <w:iCs w:val="false"/>
+          <w:color w:val="14161B"/>
+          <w:sz w:val="20"/>
+          <w:szCs w:val="20"/>
+        </w:rPr>
+        <w:t xml:space="preserve">정규 채널에 기록되지 아니한 요청은 접수되지 않은 것으로 본다.</w:t>
+      </w:r>
+    </w:p>
+    <w:p>
+      <w:pPr>
+        <w:pBdr>
+          <w:left w:val="single" w:color="D4D6DB" w:sz="6" w:space="10"/>
+        </w:pBdr>
+        <w:spacing w:after="0" w:before="150"/>
+        <w:ind w:left="200"/>
+      </w:pPr>
+      <w:r>
+        <w:rPr>
+          <w:rFonts w:ascii="맑은 고딕" w:cs="맑은 고딕" w:eastAsia="맑은 고딕" w:hAnsi="맑은 고딕"/>
+          <w:b w:val="false"/>
+          <w:bCs w:val="false"/>
+          <w:i w:val="false"/>
+          <w:iCs w:val="false"/>
+          <w:color w:val="6B7280"/>
+          <w:sz w:val="19"/>
+          <w:szCs w:val="19"/>
+        </w:rPr>
+        <w:t xml:space="preserve">구두 요청은 시간이 지나면 양측의 기억이 달라진다. 옮겨 적는 즉시 범위와 기한이 확정되고, 뒤에 다툼이 생겼을 때 근거가 된다.</w:t>
+      </w:r>
+    </w:p>
+    <w:p>
+      <w:pPr>
+        <w:keepNext/>
+        <w:pBdr>
+          <w:bottom w:val="single" w:color="14161B" w:sz="8" w:space="7"/>
+        </w:pBdr>
+        <w:spacing w:after="130" w:before="340"/>
+      </w:pPr>
+      <w:r>
+        <w:rPr>
+          <w:rFonts w:ascii="맑은 고딕" w:cs="맑은 고딕" w:eastAsia="맑은 고딕" w:hAnsi="맑은 고딕"/>
+          <w:b/>
+          <w:bCs/>
+          <w:i w:val="false"/>
+          <w:iCs w:val="false"/>
+          <w:color w:val="14161B"/>
+          <w:sz w:val="22"/>
+          <w:szCs w:val="22"/>
+        </w:rPr>
+        <w:t xml:space="preserve">4. 수정 요청의 관리</w:t>
+      </w:r>
+    </w:p>
+    <w:p>
+      <w:pPr>
+        <w:spacing w:after="70" w:line="288"/>
+        <w:ind w:left="200" w:hanging="200"/>
+      </w:pPr>
+      <w:r>
+        <w:rPr>
+          <w:rFonts w:ascii="맑은 고딕" w:cs="맑은 고딕" w:eastAsia="맑은 고딕" w:hAnsi="맑은 고딕"/>
+          <w:b w:val="false"/>
+          <w:bCs w:val="false"/>
+          <w:i w:val="false"/>
+          <w:iCs w:val="false"/>
+          <w:color w:val="14161B"/>
+          <w:sz w:val="20"/>
+          <w:szCs w:val="20"/>
+        </w:rPr>
+        <w:t xml:space="preserve">① 시안 단계별 수정은 2회를 기본으로 한다. 계약이나 견적에서 달리 정한 경우에는 그에 따른다.</w:t>
+      </w:r>
+    </w:p>
+    <w:p>
+      <w:pPr>
+        <w:spacing w:after="70" w:line="288"/>
+        <w:ind w:left="200" w:hanging="200"/>
+      </w:pPr>
+      <w:r>
+        <w:rPr>
+          <w:rFonts w:ascii="맑은 고딕" w:cs="맑은 고딕" w:eastAsia="맑은 고딕" w:hAnsi="맑은 고딕"/>
+          <w:b w:val="false"/>
+          <w:bCs w:val="false"/>
+          <w:i w:val="false"/>
+          <w:iCs w:val="false"/>
+          <w:color w:val="14161B"/>
+          <w:sz w:val="20"/>
+          <w:szCs w:val="20"/>
+        </w:rPr>
+        <w:t xml:space="preserve">② 수정 요청을 회신할 때에는 몇 차 수정인지를 함께 적는다.</w:t>
+      </w:r>
+    </w:p>
+    <w:p>
+      <w:pPr>
+        <w:spacing w:after="70" w:line="288"/>
+        <w:ind w:left="200" w:hanging="200"/>
+      </w:pPr>
+      <w:r>
+        <w:rPr>
+          <w:rFonts w:ascii="맑은 고딕" w:cs="맑은 고딕" w:eastAsia="맑은 고딕" w:hAnsi="맑은 고딕"/>
+          <w:b w:val="false"/>
+          <w:bCs w:val="false"/>
+          <w:i w:val="false"/>
+          <w:iCs w:val="false"/>
+          <w:color w:val="14161B"/>
+          <w:sz w:val="20"/>
+          <w:szCs w:val="20"/>
+        </w:rPr>
+        <w:t xml:space="preserve">③ 기본 횟수를 초과하는 수정과, 확정된 시안의 방향을 바꾸는 요청은 별도 협의 대상으로 하고 일정과 비용을 다시 정한다.</w:t>
+      </w:r>
+    </w:p>
+    <w:p>
+      <w:pPr>
+        <w:spacing w:after="70" w:line="288"/>
+        <w:ind w:left="200" w:hanging="200"/>
+      </w:pPr>
+      <w:r>
+        <w:rPr>
+          <w:rFonts w:ascii="맑은 고딕" w:cs="맑은 고딕" w:eastAsia="맑은 고딕" w:hAnsi="맑은 고딕"/>
+          <w:b w:val="false"/>
+          <w:bCs w:val="false"/>
+          <w:i w:val="false"/>
+          <w:iCs w:val="false"/>
+          <w:color w:val="14161B"/>
+          <w:sz w:val="20"/>
+          <w:szCs w:val="20"/>
+        </w:rPr>
+        <w:t xml:space="preserve">④ 협의 없이 초과 수정을 진행하지 아니한다.</w:t>
+      </w:r>
+    </w:p>
+    <w:p>
+      <w:pPr>
+        <w:pBdr>
+          <w:left w:val="single" w:color="D4D6DB" w:sz="6" w:space="10"/>
+        </w:pBdr>
+        <w:spacing w:after="0" w:before="150"/>
+        <w:ind w:left="200"/>
+      </w:pPr>
+      <w:r>
+        <w:rPr>
+          <w:rFonts w:ascii="맑은 고딕" w:cs="맑은 고딕" w:eastAsia="맑은 고딕" w:hAnsi="맑은 고딕"/>
+          <w:b w:val="false"/>
+          <w:bCs w:val="false"/>
+          <w:i w:val="false"/>
+          <w:iCs w:val="false"/>
+          <w:color w:val="6B7280"/>
+          <w:sz w:val="19"/>
+          <w:szCs w:val="19"/>
+        </w:rPr>
+        <w:t xml:space="preserve">횟수 자체보다 세는 행위를 공개적으로 하는 것이 핵심이다. 세지 않으면 어느 쪽도 범위를 넘고 있다는 사실을 알지 못한 채 작업이 늘어난다.</w:t>
+      </w:r>
+    </w:p>
+    <w:p>
+      <w:pPr>
+        <w:keepNext/>
+        <w:pBdr>
+          <w:bottom w:val="single" w:color="14161B" w:sz="8" w:space="7"/>
+        </w:pBdr>
+        <w:spacing w:after="130" w:before="340"/>
+      </w:pPr>
+      <w:r>
+        <w:rPr>
+          <w:rFonts w:ascii="맑은 고딕" w:cs="맑은 고딕" w:eastAsia="맑은 고딕" w:hAnsi="맑은 고딕"/>
+          <w:b/>
+          <w:bCs/>
+          <w:i w:val="false"/>
+          <w:iCs w:val="false"/>
+          <w:color w:val="14161B"/>
+          <w:sz w:val="22"/>
+          <w:szCs w:val="22"/>
+        </w:rPr>
+        <w:t xml:space="preserve">5. 파일과 폴더</w:t>
+      </w:r>
+    </w:p>
+    <w:p>
+      <w:pPr>
+        <w:spacing w:after="60" w:before="200"/>
+      </w:pPr>
+      <w:r>
+        <w:rPr>
+          <w:rFonts w:ascii="맑은 고딕" w:cs="맑은 고딕" w:eastAsia="맑은 고딕" w:hAnsi="맑은 고딕"/>
+          <w:b/>
+          <w:bCs/>
+          <w:i w:val="false"/>
+          <w:iCs w:val="false"/>
+          <w:color w:val="14161B"/>
+          <w:sz w:val="21"/>
+          <w:szCs w:val="21"/>
+        </w:rPr>
+        <w:t xml:space="preserve">파일명</w:t>
       </w:r>
     </w:p>
     <w:p>
@@ -947,7 +1207,7 @@
     </w:tbl>
     <w:p>
       <w:pPr>
-        <w:spacing w:after="160"/>
+        <w:spacing w:after="140"/>
       </w:pPr>
       <w:r>
         <w:rPr>
@@ -992,6 +1252,533 @@
           <w:szCs w:val="20"/>
         </w:rPr>
         <w:t xml:space="preserve">코오롱_헌인마을_홈화면개선_v1_20260806</w:t>
+      </w:r>
+    </w:p>
+    <w:p>
+      <w:pPr>
+        <w:spacing w:before="120"/>
+        <w:ind w:left="200"/>
+      </w:pPr>
+      <w:r>
+        <w:rPr>
+          <w:rFonts w:ascii="맑은 고딕" w:cs="맑은 고딕" w:eastAsia="맑은 고딕" w:hAnsi="맑은 고딕"/>
+          <w:b w:val="false"/>
+          <w:bCs w:val="false"/>
+          <w:i w:val="false"/>
+          <w:iCs w:val="false"/>
+          <w:color w:val="6B7280"/>
+          <w:sz w:val="19"/>
+          <w:szCs w:val="19"/>
+        </w:rPr>
+        <w:t xml:space="preserve">「최종」·「진짜최종」은 버전이 아니다. 버전은 v1, v2로 올린다. 날짜는 반드시 여덟 자리로 적는다. 그래야 이름순 정렬이 시간순이 된다.</w:t>
+      </w:r>
+    </w:p>
+    <w:p>
+      <w:pPr>
+        <w:spacing w:after="60" w:before="200"/>
+      </w:pPr>
+      <w:r>
+        <w:rPr>
+          <w:rFonts w:ascii="맑은 고딕" w:cs="맑은 고딕" w:eastAsia="맑은 고딕" w:hAnsi="맑은 고딕"/>
+          <w:b/>
+          <w:bCs/>
+          <w:i w:val="false"/>
+          <w:iCs w:val="false"/>
+          <w:color w:val="14161B"/>
+          <w:sz w:val="21"/>
+          <w:szCs w:val="21"/>
+        </w:rPr>
+        <w:t xml:space="preserve">폴더 체계</w:t>
+      </w:r>
+    </w:p>
+    <w:p>
+      <w:pPr>
+        <w:spacing w:after="70" w:line="288"/>
+        <w:ind w:left="200" w:hanging="200"/>
+      </w:pPr>
+      <w:r>
+        <w:rPr>
+          <w:rFonts w:ascii="맑은 고딕" w:cs="맑은 고딕" w:eastAsia="맑은 고딕" w:hAnsi="맑은 고딕"/>
+          <w:b w:val="false"/>
+          <w:bCs w:val="false"/>
+          <w:i w:val="false"/>
+          <w:iCs w:val="false"/>
+          <w:color w:val="14161B"/>
+          <w:sz w:val="20"/>
+          <w:szCs w:val="20"/>
+        </w:rPr>
+        <w:t xml:space="preserve">공유 드라이브의 폴더는 「클라이언트 / 프로젝트 / 연도 / 단계」 순으로 둔다. 단계 폴더는 번호를 붙여 정렬이 흐트러지지 않게 한다.</w:t>
+      </w:r>
+    </w:p>
+    <w:p>
+      <w:pPr>
+        <w:spacing w:after="60"/>
+      </w:pPr>
+      <w:r>
+        <w:rPr>
+          <w:rFonts w:ascii="맑은 고딕" w:cs="맑은 고딕" w:eastAsia="맑은 고딕" w:hAnsi="맑은 고딕"/>
+          <w:b w:val="false"/>
+          <w:bCs w:val="false"/>
+          <w:i w:val="false"/>
+          <w:iCs w:val="false"/>
+          <w:color w:val="14161B"/>
+          <w:sz w:val="20"/>
+          <w:szCs w:val="20"/>
+        </w:rPr>
+        <w:t xml:space="preserve"/>
+      </w:r>
+    </w:p>
+    <w:tbl>
+      <w:tblPr>
+        <w:tblW w:type="dxa" w:w="8200"/>
+        <w:tblBorders>
+          <w:top w:val="single" w:color="14161B" w:sz="8"/>
+          <w:left w:val="none" w:color="FFFFFF" w:sz="0"/>
+          <w:bottom w:val="single" w:color="14161B" w:sz="8"/>
+          <w:right w:val="none" w:color="FFFFFF" w:sz="0"/>
+          <w:insideH w:val="single" w:color="D4D6DB" w:sz="4"/>
+          <w:insideV w:val="none" w:color="FFFFFF" w:sz="0"/>
+        </w:tblBorders>
+      </w:tblPr>
+      <w:tblGrid>
+        <w:gridCol w:w="1800"/>
+        <w:gridCol w:w="6400"/>
+      </w:tblGrid>
+      <w:tr>
+        <w:trPr>
+          <w:tblHeader/>
+        </w:trPr>
+        <w:tc>
+          <w:tcPr>
+            <w:tcW w:type="dxa" w:w="1800"/>
+            <w:shd w:fill="F4F5F7" w:color="auto" w:val="clear"/>
+            <w:tcMar>
+              <w:top w:type="dxa" w:w="95"/>
+              <w:left w:type="dxa" w:w="130"/>
+              <w:bottom w:type="dxa" w:w="95"/>
+              <w:right w:type="dxa" w:w="130"/>
+            </w:tcMar>
+          </w:tcPr>
+          <w:p>
+            <w:pPr>
+              <w:spacing w:line="264"/>
+              <w:jc w:val="left"/>
+            </w:pPr>
+            <w:r>
+              <w:rPr>
+                <w:rFonts w:ascii="맑은 고딕" w:cs="맑은 고딕" w:eastAsia="맑은 고딕" w:hAnsi="맑은 고딕"/>
+                <w:b/>
+                <w:bCs/>
+                <w:i w:val="false"/>
+                <w:iCs w:val="false"/>
+                <w:color w:val="14161B"/>
+                <w:sz w:val="19"/>
+                <w:szCs w:val="19"/>
+              </w:rPr>
+              <w:t xml:space="preserve">단계</w:t>
+            </w:r>
+          </w:p>
+        </w:tc>
+        <w:tc>
+          <w:tcPr>
+            <w:tcW w:type="dxa" w:w="6400"/>
+            <w:shd w:fill="F4F5F7" w:color="auto" w:val="clear"/>
+            <w:tcMar>
+              <w:top w:type="dxa" w:w="95"/>
+              <w:left w:type="dxa" w:w="130"/>
+              <w:bottom w:type="dxa" w:w="95"/>
+              <w:right w:type="dxa" w:w="130"/>
+            </w:tcMar>
+          </w:tcPr>
+          <w:p>
+            <w:pPr>
+              <w:spacing w:line="264"/>
+              <w:jc w:val="center"/>
+            </w:pPr>
+            <w:r>
+              <w:rPr>
+                <w:rFonts w:ascii="맑은 고딕" w:cs="맑은 고딕" w:eastAsia="맑은 고딕" w:hAnsi="맑은 고딕"/>
+                <w:b/>
+                <w:bCs/>
+                <w:i w:val="false"/>
+                <w:iCs w:val="false"/>
+                <w:color w:val="14161B"/>
+                <w:sz w:val="19"/>
+                <w:szCs w:val="19"/>
+              </w:rPr>
+              <w:t xml:space="preserve">담는 것</w:t>
+            </w:r>
+          </w:p>
+        </w:tc>
+      </w:tr>
+      <w:tr>
+        <w:tc>
+          <w:tcPr>
+            <w:tcW w:type="dxa" w:w="1800"/>
+            <w:tcMar>
+              <w:top w:type="dxa" w:w="95"/>
+              <w:left w:type="dxa" w:w="130"/>
+              <w:bottom w:type="dxa" w:w="95"/>
+              <w:right w:type="dxa" w:w="130"/>
+            </w:tcMar>
+          </w:tcPr>
+          <w:p>
+            <w:pPr>
+              <w:spacing w:line="264"/>
+              <w:jc w:val="left"/>
+            </w:pPr>
+            <w:r>
+              <w:rPr>
+                <w:rFonts w:ascii="맑은 고딕" w:cs="맑은 고딕" w:eastAsia="맑은 고딕" w:hAnsi="맑은 고딕"/>
+                <w:b w:val="false"/>
+                <w:bCs w:val="false"/>
+                <w:i w:val="false"/>
+                <w:iCs w:val="false"/>
+                <w:color w:val="14161B"/>
+                <w:sz w:val="19"/>
+                <w:szCs w:val="19"/>
+              </w:rPr>
+              <w:t xml:space="preserve">01_리서치</w:t>
+            </w:r>
+          </w:p>
+        </w:tc>
+        <w:tc>
+          <w:tcPr>
+            <w:tcW w:type="dxa" w:w="6400"/>
+            <w:tcMar>
+              <w:top w:type="dxa" w:w="95"/>
+              <w:left w:type="dxa" w:w="130"/>
+              <w:bottom w:type="dxa" w:w="95"/>
+              <w:right w:type="dxa" w:w="130"/>
+            </w:tcMar>
+          </w:tcPr>
+          <w:p>
+            <w:pPr>
+              <w:spacing w:line="264"/>
+              <w:jc w:val="center"/>
+            </w:pPr>
+            <w:r>
+              <w:rPr>
+                <w:rFonts w:ascii="맑은 고딕" w:cs="맑은 고딕" w:eastAsia="맑은 고딕" w:hAnsi="맑은 고딕"/>
+                <w:b w:val="false"/>
+                <w:bCs w:val="false"/>
+                <w:i w:val="false"/>
+                <w:iCs w:val="false"/>
+                <w:color w:val="14161B"/>
+                <w:sz w:val="19"/>
+                <w:szCs w:val="19"/>
+              </w:rPr>
+              <w:t xml:space="preserve">사전 조사, 레퍼런스, 경쟁 서비스 분석</w:t>
+            </w:r>
+          </w:p>
+        </w:tc>
+      </w:tr>
+      <w:tr>
+        <w:tc>
+          <w:tcPr>
+            <w:tcW w:type="dxa" w:w="1800"/>
+            <w:tcMar>
+              <w:top w:type="dxa" w:w="95"/>
+              <w:left w:type="dxa" w:w="130"/>
+              <w:bottom w:type="dxa" w:w="95"/>
+              <w:right w:type="dxa" w:w="130"/>
+            </w:tcMar>
+          </w:tcPr>
+          <w:p>
+            <w:pPr>
+              <w:spacing w:line="264"/>
+              <w:jc w:val="left"/>
+            </w:pPr>
+            <w:r>
+              <w:rPr>
+                <w:rFonts w:ascii="맑은 고딕" w:cs="맑은 고딕" w:eastAsia="맑은 고딕" w:hAnsi="맑은 고딕"/>
+                <w:b w:val="false"/>
+                <w:bCs w:val="false"/>
+                <w:i w:val="false"/>
+                <w:iCs w:val="false"/>
+                <w:color w:val="14161B"/>
+                <w:sz w:val="19"/>
+                <w:szCs w:val="19"/>
+              </w:rPr>
+              <w:t xml:space="preserve">02_기획</w:t>
+            </w:r>
+          </w:p>
+        </w:tc>
+        <w:tc>
+          <w:tcPr>
+            <w:tcW w:type="dxa" w:w="6400"/>
+            <w:tcMar>
+              <w:top w:type="dxa" w:w="95"/>
+              <w:left w:type="dxa" w:w="130"/>
+              <w:bottom w:type="dxa" w:w="95"/>
+              <w:right w:type="dxa" w:w="130"/>
+            </w:tcMar>
+          </w:tcPr>
+          <w:p>
+            <w:pPr>
+              <w:spacing w:line="264"/>
+              <w:jc w:val="center"/>
+            </w:pPr>
+            <w:r>
+              <w:rPr>
+                <w:rFonts w:ascii="맑은 고딕" w:cs="맑은 고딕" w:eastAsia="맑은 고딕" w:hAnsi="맑은 고딕"/>
+                <w:b w:val="false"/>
+                <w:bCs w:val="false"/>
+                <w:i w:val="false"/>
+                <w:iCs w:val="false"/>
+                <w:color w:val="14161B"/>
+                <w:sz w:val="19"/>
+                <w:szCs w:val="19"/>
+              </w:rPr>
+              <w:t xml:space="preserve">구조도, 와이어프레임, 시나리오</w:t>
+            </w:r>
+          </w:p>
+        </w:tc>
+      </w:tr>
+      <w:tr>
+        <w:tc>
+          <w:tcPr>
+            <w:tcW w:type="dxa" w:w="1800"/>
+            <w:tcMar>
+              <w:top w:type="dxa" w:w="95"/>
+              <w:left w:type="dxa" w:w="130"/>
+              <w:bottom w:type="dxa" w:w="95"/>
+              <w:right w:type="dxa" w:w="130"/>
+            </w:tcMar>
+          </w:tcPr>
+          <w:p>
+            <w:pPr>
+              <w:spacing w:line="264"/>
+              <w:jc w:val="left"/>
+            </w:pPr>
+            <w:r>
+              <w:rPr>
+                <w:rFonts w:ascii="맑은 고딕" w:cs="맑은 고딕" w:eastAsia="맑은 고딕" w:hAnsi="맑은 고딕"/>
+                <w:b w:val="false"/>
+                <w:bCs w:val="false"/>
+                <w:i w:val="false"/>
+                <w:iCs w:val="false"/>
+                <w:color w:val="14161B"/>
+                <w:sz w:val="19"/>
+                <w:szCs w:val="19"/>
+              </w:rPr>
+              <w:t xml:space="preserve">03_디자인</w:t>
+            </w:r>
+          </w:p>
+        </w:tc>
+        <w:tc>
+          <w:tcPr>
+            <w:tcW w:type="dxa" w:w="6400"/>
+            <w:tcMar>
+              <w:top w:type="dxa" w:w="95"/>
+              <w:left w:type="dxa" w:w="130"/>
+              <w:bottom w:type="dxa" w:w="95"/>
+              <w:right w:type="dxa" w:w="130"/>
+            </w:tcMar>
+          </w:tcPr>
+          <w:p>
+            <w:pPr>
+              <w:spacing w:line="264"/>
+              <w:jc w:val="center"/>
+            </w:pPr>
+            <w:r>
+              <w:rPr>
+                <w:rFonts w:ascii="맑은 고딕" w:cs="맑은 고딕" w:eastAsia="맑은 고딕" w:hAnsi="맑은 고딕"/>
+                <w:b w:val="false"/>
+                <w:bCs w:val="false"/>
+                <w:i w:val="false"/>
+                <w:iCs w:val="false"/>
+                <w:color w:val="14161B"/>
+                <w:sz w:val="19"/>
+                <w:szCs w:val="19"/>
+              </w:rPr>
+              <w:t xml:space="preserve">작업 중인 디자인 원본</w:t>
+            </w:r>
+          </w:p>
+        </w:tc>
+      </w:tr>
+      <w:tr>
+        <w:tc>
+          <w:tcPr>
+            <w:tcW w:type="dxa" w:w="1800"/>
+            <w:tcMar>
+              <w:top w:type="dxa" w:w="95"/>
+              <w:left w:type="dxa" w:w="130"/>
+              <w:bottom w:type="dxa" w:w="95"/>
+              <w:right w:type="dxa" w:w="130"/>
+            </w:tcMar>
+          </w:tcPr>
+          <w:p>
+            <w:pPr>
+              <w:spacing w:line="264"/>
+              <w:jc w:val="left"/>
+            </w:pPr>
+            <w:r>
+              <w:rPr>
+                <w:rFonts w:ascii="맑은 고딕" w:cs="맑은 고딕" w:eastAsia="맑은 고딕" w:hAnsi="맑은 고딕"/>
+                <w:b w:val="false"/>
+                <w:bCs w:val="false"/>
+                <w:i w:val="false"/>
+                <w:iCs w:val="false"/>
+                <w:color w:val="14161B"/>
+                <w:sz w:val="19"/>
+                <w:szCs w:val="19"/>
+              </w:rPr>
+              <w:t xml:space="preserve">04_납품</w:t>
+            </w:r>
+          </w:p>
+        </w:tc>
+        <w:tc>
+          <w:tcPr>
+            <w:tcW w:type="dxa" w:w="6400"/>
+            <w:tcMar>
+              <w:top w:type="dxa" w:w="95"/>
+              <w:left w:type="dxa" w:w="130"/>
+              <w:bottom w:type="dxa" w:w="95"/>
+              <w:right w:type="dxa" w:w="130"/>
+            </w:tcMar>
+          </w:tcPr>
+          <w:p>
+            <w:pPr>
+              <w:spacing w:line="264"/>
+              <w:jc w:val="center"/>
+            </w:pPr>
+            <w:r>
+              <w:rPr>
+                <w:rFonts w:ascii="맑은 고딕" w:cs="맑은 고딕" w:eastAsia="맑은 고딕" w:hAnsi="맑은 고딕"/>
+                <w:b w:val="false"/>
+                <w:bCs w:val="false"/>
+                <w:i w:val="false"/>
+                <w:iCs w:val="false"/>
+                <w:color w:val="14161B"/>
+                <w:sz w:val="19"/>
+                <w:szCs w:val="19"/>
+              </w:rPr>
+              <w:t xml:space="preserve">클라이언트에게 전달한 최종본만</w:t>
+            </w:r>
+          </w:p>
+        </w:tc>
+      </w:tr>
+      <w:tr>
+        <w:tc>
+          <w:tcPr>
+            <w:tcW w:type="dxa" w:w="1800"/>
+            <w:tcMar>
+              <w:top w:type="dxa" w:w="95"/>
+              <w:left w:type="dxa" w:w="130"/>
+              <w:bottom w:type="dxa" w:w="95"/>
+              <w:right w:type="dxa" w:w="130"/>
+            </w:tcMar>
+          </w:tcPr>
+          <w:p>
+            <w:pPr>
+              <w:spacing w:line="264"/>
+              <w:jc w:val="left"/>
+            </w:pPr>
+            <w:r>
+              <w:rPr>
+                <w:rFonts w:ascii="맑은 고딕" w:cs="맑은 고딕" w:eastAsia="맑은 고딕" w:hAnsi="맑은 고딕"/>
+                <w:b w:val="false"/>
+                <w:bCs w:val="false"/>
+                <w:i w:val="false"/>
+                <w:iCs w:val="false"/>
+                <w:color w:val="14161B"/>
+                <w:sz w:val="19"/>
+                <w:szCs w:val="19"/>
+              </w:rPr>
+              <w:t xml:space="preserve">05_아카이브</w:t>
+            </w:r>
+          </w:p>
+        </w:tc>
+        <w:tc>
+          <w:tcPr>
+            <w:tcW w:type="dxa" w:w="6400"/>
+            <w:tcMar>
+              <w:top w:type="dxa" w:w="95"/>
+              <w:left w:type="dxa" w:w="130"/>
+              <w:bottom w:type="dxa" w:w="95"/>
+              <w:right w:type="dxa" w:w="130"/>
+            </w:tcMar>
+          </w:tcPr>
+          <w:p>
+            <w:pPr>
+              <w:spacing w:line="264"/>
+              <w:jc w:val="center"/>
+            </w:pPr>
+            <w:r>
+              <w:rPr>
+                <w:rFonts w:ascii="맑은 고딕" w:cs="맑은 고딕" w:eastAsia="맑은 고딕" w:hAnsi="맑은 고딕"/>
+                <w:b w:val="false"/>
+                <w:bCs w:val="false"/>
+                <w:i w:val="false"/>
+                <w:iCs w:val="false"/>
+                <w:color w:val="14161B"/>
+                <w:sz w:val="19"/>
+                <w:szCs w:val="19"/>
+              </w:rPr>
+              <w:t xml:space="preserve">종료된 프로젝트의 보관본</w:t>
+            </w:r>
+          </w:p>
+        </w:tc>
+      </w:tr>
+    </w:tbl>
+    <w:p>
+      <w:pPr>
+        <w:spacing w:after="120"/>
+      </w:pPr>
+      <w:r>
+        <w:rPr>
+          <w:rFonts w:ascii="맑은 고딕" w:cs="맑은 고딕" w:eastAsia="맑은 고딕" w:hAnsi="맑은 고딕"/>
+          <w:b w:val="false"/>
+          <w:bCs w:val="false"/>
+          <w:i w:val="false"/>
+          <w:iCs w:val="false"/>
+          <w:color w:val="14161B"/>
+          <w:sz w:val="20"/>
+          <w:szCs w:val="20"/>
+        </w:rPr>
+        <w:t xml:space="preserve"/>
+      </w:r>
+    </w:p>
+    <w:p>
+      <w:pPr>
+        <w:spacing w:after="70" w:line="288"/>
+        <w:ind w:left="200" w:hanging="200"/>
+      </w:pPr>
+      <w:r>
+        <w:rPr>
+          <w:rFonts w:ascii="맑은 고딕" w:cs="맑은 고딕" w:eastAsia="맑은 고딕" w:hAnsi="맑은 고딕"/>
+          <w:b w:val="false"/>
+          <w:bCs w:val="false"/>
+          <w:i w:val="false"/>
+          <w:iCs w:val="false"/>
+          <w:color w:val="14161B"/>
+          <w:sz w:val="20"/>
+          <w:szCs w:val="20"/>
+        </w:rPr>
+        <w:t xml:space="preserve">04_납품 폴더에는 실제로 전달한 최종본만 둔다. 작업 중 파일을 함께 두지 아니한다.</w:t>
+      </w:r>
+    </w:p>
+    <w:p>
+      <w:pPr>
+        <w:pBdr>
+          <w:left w:val="single" w:color="D4D6DB" w:sz="6" w:space="10"/>
+        </w:pBdr>
+        <w:spacing w:after="0" w:before="150"/>
+        <w:ind w:left="200"/>
+      </w:pPr>
+      <w:r>
+        <w:rPr>
+          <w:rFonts w:ascii="맑은 고딕" w:cs="맑은 고딕" w:eastAsia="맑은 고딕" w:hAnsi="맑은 고딕"/>
+          <w:b w:val="false"/>
+          <w:bCs w:val="false"/>
+          <w:i w:val="false"/>
+          <w:iCs w:val="false"/>
+          <w:color w:val="6B7280"/>
+          <w:sz w:val="19"/>
+          <w:szCs w:val="19"/>
+        </w:rPr>
+        <w:t xml:space="preserve">파일명이 정확해도 한 폴더에 쌓이면 찾을 수 없다. 납품 폴더에 작업 파일이 섞이면 잘못된 파일을 전달하는 사고로 이어진다.</w:t>
       </w:r>
     </w:p>
     <w:p>
@@ -1013,7 +1800,7 @@
           <w:sz w:val="22"/>
           <w:szCs w:val="22"/>
         </w:rPr>
-        <w:t xml:space="preserve">4. 자료 공유</w:t>
+        <w:t xml:space="preserve">6. 납품 전 점검</w:t>
       </w:r>
     </w:p>
     <w:p>
@@ -1032,26 +1819,121 @@
           <w:sz w:val="20"/>
           <w:szCs w:val="20"/>
         </w:rPr>
-        <w:t xml:space="preserve">개인 저장소는 사용하지 아니한다. OneDrive 등 개인 클라우드에 업무 자료를 두지 않는다.</w:t>
-      </w:r>
-    </w:p>
-    <w:p>
-      <w:pPr>
-        <w:spacing w:after="70" w:line="288"/>
-        <w:ind w:left="200" w:hanging="200"/>
-      </w:pPr>
-      <w:r>
-        <w:rPr>
-          <w:rFonts w:ascii="맑은 고딕" w:cs="맑은 고딕" w:eastAsia="맑은 고딕" w:hAnsi="맑은 고딕"/>
-          <w:b w:val="false"/>
-          <w:bCs w:val="false"/>
-          <w:i w:val="false"/>
-          <w:iCs w:val="false"/>
-          <w:color w:val="14161B"/>
-          <w:sz w:val="20"/>
-          <w:szCs w:val="20"/>
-        </w:rPr>
-        <w:t xml:space="preserve">개인 자료를 제외한 모든 업무 자료는 회사 내 공유 드라이브에만 저장한다.</w:t>
+        <w:t xml:space="preserve">클라이언트에게 파일을 전달하기 전에 다음을 확인한다.</w:t>
+      </w:r>
+    </w:p>
+    <w:p>
+      <w:pPr>
+        <w:spacing w:after="60" w:line="288"/>
+        <w:ind w:left="480" w:hanging="200"/>
+      </w:pPr>
+      <w:r>
+        <w:rPr>
+          <w:rFonts w:ascii="맑은 고딕" w:cs="맑은 고딕" w:eastAsia="맑은 고딕" w:hAnsi="맑은 고딕"/>
+          <w:b w:val="false"/>
+          <w:bCs w:val="false"/>
+          <w:i w:val="false"/>
+          <w:iCs w:val="false"/>
+          <w:color w:val="14161B"/>
+          <w:sz w:val="20"/>
+          <w:szCs w:val="20"/>
+        </w:rPr>
+        <w:t xml:space="preserve">1. 수치가 정수이며 4의 배수인가</w:t>
+      </w:r>
+    </w:p>
+    <w:p>
+      <w:pPr>
+        <w:spacing w:after="60" w:line="288"/>
+        <w:ind w:left="480" w:hanging="200"/>
+      </w:pPr>
+      <w:r>
+        <w:rPr>
+          <w:rFonts w:ascii="맑은 고딕" w:cs="맑은 고딕" w:eastAsia="맑은 고딕" w:hAnsi="맑은 고딕"/>
+          <w:b w:val="false"/>
+          <w:bCs w:val="false"/>
+          <w:i w:val="false"/>
+          <w:iCs w:val="false"/>
+          <w:color w:val="14161B"/>
+          <w:sz w:val="20"/>
+          <w:szCs w:val="20"/>
+        </w:rPr>
+        <w:t xml:space="preserve">2. 텍스트에 오탈자가 없는가</w:t>
+      </w:r>
+    </w:p>
+    <w:p>
+      <w:pPr>
+        <w:spacing w:after="60" w:line="288"/>
+        <w:ind w:left="480" w:hanging="200"/>
+      </w:pPr>
+      <w:r>
+        <w:rPr>
+          <w:rFonts w:ascii="맑은 고딕" w:cs="맑은 고딕" w:eastAsia="맑은 고딕" w:hAnsi="맑은 고딕"/>
+          <w:b w:val="false"/>
+          <w:bCs w:val="false"/>
+          <w:i w:val="false"/>
+          <w:iCs w:val="false"/>
+          <w:color w:val="14161B"/>
+          <w:sz w:val="20"/>
+          <w:szCs w:val="20"/>
+        </w:rPr>
+        <w:t xml:space="preserve">3. 이미지 해상도가 충분한가</w:t>
+      </w:r>
+    </w:p>
+    <w:p>
+      <w:pPr>
+        <w:spacing w:after="60" w:line="288"/>
+        <w:ind w:left="480" w:hanging="200"/>
+      </w:pPr>
+      <w:r>
+        <w:rPr>
+          <w:rFonts w:ascii="맑은 고딕" w:cs="맑은 고딕" w:eastAsia="맑은 고딕" w:hAnsi="맑은 고딕"/>
+          <w:b w:val="false"/>
+          <w:bCs w:val="false"/>
+          <w:i w:val="false"/>
+          <w:iCs w:val="false"/>
+          <w:color w:val="14161B"/>
+          <w:sz w:val="20"/>
+          <w:szCs w:val="20"/>
+        </w:rPr>
+        <w:t xml:space="preserve">4. 사용하지 않는 레이어·아트보드를 정리했는가</w:t>
+      </w:r>
+    </w:p>
+    <w:p>
+      <w:pPr>
+        <w:spacing w:after="60" w:line="288"/>
+        <w:ind w:left="480" w:hanging="200"/>
+      </w:pPr>
+      <w:r>
+        <w:rPr>
+          <w:rFonts w:ascii="맑은 고딕" w:cs="맑은 고딕" w:eastAsia="맑은 고딕" w:hAnsi="맑은 고딕"/>
+          <w:b w:val="false"/>
+          <w:bCs w:val="false"/>
+          <w:i w:val="false"/>
+          <w:iCs w:val="false"/>
+          <w:color w:val="14161B"/>
+          <w:sz w:val="20"/>
+          <w:szCs w:val="20"/>
+        </w:rPr>
+        <w:t xml:space="preserve">5. 파일명이 규칙을 따르는가</w:t>
+      </w:r>
+    </w:p>
+    <w:p>
+      <w:pPr>
+        <w:spacing w:after="60" w:line="288"/>
+        <w:ind w:left="480" w:hanging="200"/>
+      </w:pPr>
+      <w:r>
+        <w:rPr>
+          <w:rFonts w:ascii="맑은 고딕" w:cs="맑은 고딕" w:eastAsia="맑은 고딕" w:hAnsi="맑은 고딕"/>
+          <w:b w:val="false"/>
+          <w:bCs w:val="false"/>
+          <w:i w:val="false"/>
+          <w:iCs w:val="false"/>
+          <w:color w:val="14161B"/>
+          <w:sz w:val="20"/>
+          <w:szCs w:val="20"/>
+        </w:rPr>
+        <w:t xml:space="preserve">6. 폰트와 이미지의 라이선스를 확인했는가</w:t>
       </w:r>
     </w:p>
     <w:p>
@@ -1059,7 +1941,7 @@
         <w:pBdr>
           <w:left w:val="single" w:color="D4D6DB" w:sz="6" w:space="10"/>
         </w:pBdr>
-        <w:spacing w:after="0" w:before="180"/>
+        <w:spacing w:after="0" w:before="150"/>
         <w:ind w:left="200"/>
       </w:pPr>
       <w:r>
@@ -1073,7 +1955,7 @@
           <w:sz w:val="19"/>
           <w:szCs w:val="19"/>
         </w:rPr>
-        <w:t xml:space="preserve">클라이언트 자료와 미공개 프로젝트 정보는 취업규칙 제15조(비밀유지)의 대상이다. 개인 저장소에 두면 회사가 접근·회수할 수 없어 퇴직 시 반납 의무를 이행할 수 없다.</w:t>
+        <w:t xml:space="preserve">제1항의 수치 규칙은 확인하는 지점이 있어야 실제로 지켜진다. 5분이면 끝나는 점검이 재작업 하루를 막는다.</w:t>
       </w:r>
     </w:p>
     <w:p>
@@ -1095,7 +1977,190 @@
           <w:sz w:val="22"/>
           <w:szCs w:val="22"/>
         </w:rPr>
-        <w:t xml:space="preserve">5. 일정 관리</w:t>
+        <w:t xml:space="preserve">7. 폰트와 이미지의 라이선스</w:t>
+      </w:r>
+    </w:p>
+    <w:p>
+      <w:pPr>
+        <w:spacing w:after="70" w:line="288"/>
+        <w:ind w:left="200" w:hanging="200"/>
+      </w:pPr>
+      <w:r>
+        <w:rPr>
+          <w:rFonts w:ascii="맑은 고딕" w:cs="맑은 고딕" w:eastAsia="맑은 고딕" w:hAnsi="맑은 고딕"/>
+          <w:b w:val="false"/>
+          <w:bCs w:val="false"/>
+          <w:i w:val="false"/>
+          <w:iCs w:val="false"/>
+          <w:color w:val="14161B"/>
+          <w:sz w:val="20"/>
+          <w:szCs w:val="20"/>
+        </w:rPr>
+        <w:t xml:space="preserve">① 프로젝트를 시작할 때 사용할 폰트와 유료 이미지를 목록으로 남긴다.</w:t>
+      </w:r>
+    </w:p>
+    <w:p>
+      <w:pPr>
+        <w:spacing w:after="70" w:line="288"/>
+        <w:ind w:left="200" w:hanging="200"/>
+      </w:pPr>
+      <w:r>
+        <w:rPr>
+          <w:rFonts w:ascii="맑은 고딕" w:cs="맑은 고딕" w:eastAsia="맑은 고딕" w:hAnsi="맑은 고딕"/>
+          <w:b w:val="false"/>
+          <w:bCs w:val="false"/>
+          <w:i w:val="false"/>
+          <w:iCs w:val="false"/>
+          <w:color w:val="14161B"/>
+          <w:sz w:val="20"/>
+          <w:szCs w:val="20"/>
+        </w:rPr>
+        <w:t xml:space="preserve">② 상업적 이용이 허용되는지, 웹폰트 사용과 임베딩이 허용되는지를 각각 확인한다. 무료 폰트도 확인 대상이다.</w:t>
+      </w:r>
+    </w:p>
+    <w:p>
+      <w:pPr>
+        <w:spacing w:after="70" w:line="288"/>
+        <w:ind w:left="200" w:hanging="200"/>
+      </w:pPr>
+      <w:r>
+        <w:rPr>
+          <w:rFonts w:ascii="맑은 고딕" w:cs="맑은 고딕" w:eastAsia="맑은 고딕" w:hAnsi="맑은 고딕"/>
+          <w:b w:val="false"/>
+          <w:bCs w:val="false"/>
+          <w:i w:val="false"/>
+          <w:iCs w:val="false"/>
+          <w:color w:val="14161B"/>
+          <w:sz w:val="20"/>
+          <w:szCs w:val="20"/>
+        </w:rPr>
+        <w:t xml:space="preserve">③ 확인되지 아니한 폰트·이미지는 납품물에 포함하지 아니한다.</w:t>
+      </w:r>
+    </w:p>
+    <w:p>
+      <w:pPr>
+        <w:pBdr>
+          <w:left w:val="single" w:color="D4D6DB" w:sz="6" w:space="10"/>
+        </w:pBdr>
+        <w:spacing w:after="0" w:before="150"/>
+        <w:ind w:left="200"/>
+      </w:pPr>
+      <w:r>
+        <w:rPr>
+          <w:rFonts w:ascii="맑은 고딕" w:cs="맑은 고딕" w:eastAsia="맑은 고딕" w:hAnsi="맑은 고딕"/>
+          <w:b w:val="false"/>
+          <w:bCs w:val="false"/>
+          <w:i w:val="false"/>
+          <w:iCs w:val="false"/>
+          <w:color w:val="6B7280"/>
+          <w:sz w:val="19"/>
+          <w:szCs w:val="19"/>
+        </w:rPr>
+        <w:t xml:space="preserve">라이선스 없는 폰트가 클라이언트 납품물에 포함되면 그 책임은 회사가 진다. 사용한 사람이 기억하지 못해도 파일에는 남는다.</w:t>
+      </w:r>
+    </w:p>
+    <w:p>
+      <w:pPr>
+        <w:keepNext/>
+        <w:pBdr>
+          <w:bottom w:val="single" w:color="14161B" w:sz="8" w:space="7"/>
+        </w:pBdr>
+        <w:spacing w:after="130" w:before="340"/>
+      </w:pPr>
+      <w:r>
+        <w:rPr>
+          <w:rFonts w:ascii="맑은 고딕" w:cs="맑은 고딕" w:eastAsia="맑은 고딕" w:hAnsi="맑은 고딕"/>
+          <w:b/>
+          <w:bCs/>
+          <w:i w:val="false"/>
+          <w:iCs w:val="false"/>
+          <w:color w:val="14161B"/>
+          <w:sz w:val="22"/>
+          <w:szCs w:val="22"/>
+        </w:rPr>
+        <w:t xml:space="preserve">8. 자료 공유</w:t>
+      </w:r>
+    </w:p>
+    <w:p>
+      <w:pPr>
+        <w:spacing w:after="70" w:line="288"/>
+        <w:ind w:left="200" w:hanging="200"/>
+      </w:pPr>
+      <w:r>
+        <w:rPr>
+          <w:rFonts w:ascii="맑은 고딕" w:cs="맑은 고딕" w:eastAsia="맑은 고딕" w:hAnsi="맑은 고딕"/>
+          <w:b w:val="false"/>
+          <w:bCs w:val="false"/>
+          <w:i w:val="false"/>
+          <w:iCs w:val="false"/>
+          <w:color w:val="14161B"/>
+          <w:sz w:val="20"/>
+          <w:szCs w:val="20"/>
+        </w:rPr>
+        <w:t xml:space="preserve">① 개인 저장소는 사용하지 아니한다. OneDrive 등 개인 클라우드에 업무 자료를 두지 않는다.</w:t>
+      </w:r>
+    </w:p>
+    <w:p>
+      <w:pPr>
+        <w:spacing w:after="70" w:line="288"/>
+        <w:ind w:left="200" w:hanging="200"/>
+      </w:pPr>
+      <w:r>
+        <w:rPr>
+          <w:rFonts w:ascii="맑은 고딕" w:cs="맑은 고딕" w:eastAsia="맑은 고딕" w:hAnsi="맑은 고딕"/>
+          <w:b w:val="false"/>
+          <w:bCs w:val="false"/>
+          <w:i w:val="false"/>
+          <w:iCs w:val="false"/>
+          <w:color w:val="14161B"/>
+          <w:sz w:val="20"/>
+          <w:szCs w:val="20"/>
+        </w:rPr>
+        <w:t xml:space="preserve">② 개인 자료를 제외한 모든 업무 자료는 회사 내 공유 드라이브에만 저장한다.</w:t>
+      </w:r>
+    </w:p>
+    <w:p>
+      <w:pPr>
+        <w:pBdr>
+          <w:left w:val="single" w:color="D4D6DB" w:sz="6" w:space="10"/>
+        </w:pBdr>
+        <w:spacing w:after="0" w:before="150"/>
+        <w:ind w:left="200"/>
+      </w:pPr>
+      <w:r>
+        <w:rPr>
+          <w:rFonts w:ascii="맑은 고딕" w:cs="맑은 고딕" w:eastAsia="맑은 고딕" w:hAnsi="맑은 고딕"/>
+          <w:b w:val="false"/>
+          <w:bCs w:val="false"/>
+          <w:i w:val="false"/>
+          <w:iCs w:val="false"/>
+          <w:color w:val="6B7280"/>
+          <w:sz w:val="19"/>
+          <w:szCs w:val="19"/>
+        </w:rPr>
+        <w:t xml:space="preserve">클라이언트 자료와 미공개 프로젝트 정보는 취업규칙 제15조(비밀유지)의 대상이다. 개인 저장소에 두면 회사가 접근·회수할 수 없어 퇴직 시 반납 의무를 이행할 수 없고, 담당자가 부재한 동안에는 누구도 파일을 열 수 없다.</w:t>
+      </w:r>
+    </w:p>
+    <w:p>
+      <w:pPr>
+        <w:keepNext/>
+        <w:pBdr>
+          <w:bottom w:val="single" w:color="14161B" w:sz="8" w:space="7"/>
+        </w:pBdr>
+        <w:spacing w:after="130" w:before="340"/>
+      </w:pPr>
+      <w:r>
+        <w:rPr>
+          <w:rFonts w:ascii="맑은 고딕" w:cs="맑은 고딕" w:eastAsia="맑은 고딕" w:hAnsi="맑은 고딕"/>
+          <w:b/>
+          <w:bCs/>
+          <w:i w:val="false"/>
+          <w:iCs w:val="false"/>
+          <w:color w:val="14161B"/>
+          <w:sz w:val="22"/>
+          <w:szCs w:val="22"/>
+        </w:rPr>
+        <w:t xml:space="preserve">9. 일정과 시간의 기록</w:t>
       </w:r>
     </w:p>
     <w:tbl>
@@ -1308,7 +2373,202 @@
     </w:tbl>
     <w:p>
       <w:pPr>
-        <w:spacing w:after="400"/>
+        <w:spacing w:after="140"/>
+      </w:pPr>
+      <w:r>
+        <w:rPr>
+          <w:rFonts w:ascii="맑은 고딕" w:cs="맑은 고딕" w:eastAsia="맑은 고딕" w:hAnsi="맑은 고딕"/>
+          <w:b w:val="false"/>
+          <w:bCs w:val="false"/>
+          <w:i w:val="false"/>
+          <w:iCs w:val="false"/>
+          <w:color w:val="14161B"/>
+          <w:sz w:val="20"/>
+          <w:szCs w:val="20"/>
+        </w:rPr>
+        <w:t xml:space="preserve"/>
+      </w:r>
+    </w:p>
+    <w:p>
+      <w:pPr>
+        <w:spacing w:after="70" w:line="288"/>
+        <w:ind w:left="200" w:hanging="200"/>
+      </w:pPr>
+      <w:r>
+        <w:rPr>
+          <w:rFonts w:ascii="맑은 고딕" w:cs="맑은 고딕" w:eastAsia="맑은 고딕" w:hAnsi="맑은 고딕"/>
+          <w:b w:val="false"/>
+          <w:bCs w:val="false"/>
+          <w:i w:val="false"/>
+          <w:iCs w:val="false"/>
+          <w:color w:val="14161B"/>
+          <w:sz w:val="20"/>
+          <w:szCs w:val="20"/>
+        </w:rPr>
+        <w:t xml:space="preserve">근태를 기록할 때 그날 주로 작업한 프로젝트명을 함께 적는다. 프로젝트명은 매번 같은 표기를 사용한다.</w:t>
+      </w:r>
+    </w:p>
+    <w:p>
+      <w:pPr>
+        <w:pBdr>
+          <w:left w:val="single" w:color="D4D6DB" w:sz="6" w:space="10"/>
+        </w:pBdr>
+        <w:spacing w:after="0" w:before="150"/>
+        <w:ind w:left="200"/>
+      </w:pPr>
+      <w:r>
+        <w:rPr>
+          <w:rFonts w:ascii="맑은 고딕" w:cs="맑은 고딕" w:eastAsia="맑은 고딕" w:hAnsi="맑은 고딕"/>
+          <w:b w:val="false"/>
+          <w:bCs w:val="false"/>
+          <w:i w:val="false"/>
+          <w:iCs w:val="false"/>
+          <w:color w:val="6B7280"/>
+          <w:sz w:val="19"/>
+          <w:szCs w:val="19"/>
+        </w:rPr>
+        <w:t xml:space="preserve">프로젝트별로 몇 시간이 들어갔는지가 남아야 다음 견적의 근거가 생긴다. 근태·연차 관리대장의 「프로젝트집계」 시트가 이 기록을 자동으로 모은다.</w:t>
+      </w:r>
+    </w:p>
+    <w:p>
+      <w:pPr>
+        <w:keepNext/>
+        <w:pBdr>
+          <w:bottom w:val="single" w:color="14161B" w:sz="8" w:space="7"/>
+        </w:pBdr>
+        <w:spacing w:after="130" w:before="340"/>
+      </w:pPr>
+      <w:r>
+        <w:rPr>
+          <w:rFonts w:ascii="맑은 고딕" w:cs="맑은 고딕" w:eastAsia="맑은 고딕" w:hAnsi="맑은 고딕"/>
+          <w:b/>
+          <w:bCs/>
+          <w:i w:val="false"/>
+          <w:iCs w:val="false"/>
+          <w:color w:val="14161B"/>
+          <w:sz w:val="22"/>
+          <w:szCs w:val="22"/>
+        </w:rPr>
+        <w:t xml:space="preserve">10. 입사 첫 주</w:t>
+      </w:r>
+    </w:p>
+    <w:p>
+      <w:pPr>
+        <w:spacing w:after="70" w:line="288"/>
+        <w:ind w:left="200" w:hanging="200"/>
+      </w:pPr>
+      <w:r>
+        <w:rPr>
+          <w:rFonts w:ascii="맑은 고딕" w:cs="맑은 고딕" w:eastAsia="맑은 고딕" w:hAnsi="맑은 고딕"/>
+          <w:b w:val="false"/>
+          <w:bCs w:val="false"/>
+          <w:i w:val="false"/>
+          <w:iCs w:val="false"/>
+          <w:color w:val="14161B"/>
+          <w:sz w:val="20"/>
+          <w:szCs w:val="20"/>
+        </w:rPr>
+        <w:t xml:space="preserve">신규 입사자는 첫 주에 다음을 확인한다.</w:t>
+      </w:r>
+    </w:p>
+    <w:p>
+      <w:pPr>
+        <w:spacing w:after="60" w:line="288"/>
+        <w:ind w:left="480" w:hanging="200"/>
+      </w:pPr>
+      <w:r>
+        <w:rPr>
+          <w:rFonts w:ascii="맑은 고딕" w:cs="맑은 고딕" w:eastAsia="맑은 고딕" w:hAnsi="맑은 고딕"/>
+          <w:b w:val="false"/>
+          <w:bCs w:val="false"/>
+          <w:i w:val="false"/>
+          <w:iCs w:val="false"/>
+          <w:color w:val="14161B"/>
+          <w:sz w:val="20"/>
+          <w:szCs w:val="20"/>
+        </w:rPr>
+        <w:t xml:space="preserve">1. 취업규칙과 근무 정책 안내서를 열람한다.</w:t>
+      </w:r>
+    </w:p>
+    <w:p>
+      <w:pPr>
+        <w:spacing w:after="60" w:line="288"/>
+        <w:ind w:left="480" w:hanging="200"/>
+      </w:pPr>
+      <w:r>
+        <w:rPr>
+          <w:rFonts w:ascii="맑은 고딕" w:cs="맑은 고딕" w:eastAsia="맑은 고딕" w:hAnsi="맑은 고딕"/>
+          <w:b w:val="false"/>
+          <w:bCs w:val="false"/>
+          <w:i w:val="false"/>
+          <w:iCs w:val="false"/>
+          <w:color w:val="14161B"/>
+          <w:sz w:val="20"/>
+          <w:szCs w:val="20"/>
+        </w:rPr>
+        <w:t xml:space="preserve">2. 이 문서(업무 프로세스)를 읽는다.</w:t>
+      </w:r>
+    </w:p>
+    <w:p>
+      <w:pPr>
+        <w:spacing w:after="60" w:line="288"/>
+        <w:ind w:left="480" w:hanging="200"/>
+      </w:pPr>
+      <w:r>
+        <w:rPr>
+          <w:rFonts w:ascii="맑은 고딕" w:cs="맑은 고딕" w:eastAsia="맑은 고딕" w:hAnsi="맑은 고딕"/>
+          <w:b w:val="false"/>
+          <w:bCs w:val="false"/>
+          <w:i w:val="false"/>
+          <w:iCs w:val="false"/>
+          <w:color w:val="14161B"/>
+          <w:sz w:val="20"/>
+          <w:szCs w:val="20"/>
+        </w:rPr>
+        <w:t xml:space="preserve">3. 공유 드라이브의 폴더 체계와 접근 권한을 확인한다.</w:t>
+      </w:r>
+    </w:p>
+    <w:p>
+      <w:pPr>
+        <w:spacing w:after="60" w:line="288"/>
+        <w:ind w:left="480" w:hanging="200"/>
+      </w:pPr>
+      <w:r>
+        <w:rPr>
+          <w:rFonts w:ascii="맑은 고딕" w:cs="맑은 고딕" w:eastAsia="맑은 고딕" w:hAnsi="맑은 고딕"/>
+          <w:b w:val="false"/>
+          <w:bCs w:val="false"/>
+          <w:i w:val="false"/>
+          <w:iCs w:val="false"/>
+          <w:color w:val="14161B"/>
+          <w:sz w:val="20"/>
+          <w:szCs w:val="20"/>
+        </w:rPr>
+        <w:t xml:space="preserve">4. 근태 기록 방법과 휴가 신청 방법을 확인한다.</w:t>
+      </w:r>
+    </w:p>
+    <w:p>
+      <w:pPr>
+        <w:spacing w:after="60" w:line="288"/>
+        <w:ind w:left="480" w:hanging="200"/>
+      </w:pPr>
+      <w:r>
+        <w:rPr>
+          <w:rFonts w:ascii="맑은 고딕" w:cs="맑은 고딕" w:eastAsia="맑은 고딕" w:hAnsi="맑은 고딕"/>
+          <w:b w:val="false"/>
+          <w:bCs w:val="false"/>
+          <w:i w:val="false"/>
+          <w:iCs w:val="false"/>
+          <w:color w:val="14161B"/>
+          <w:sz w:val="20"/>
+          <w:szCs w:val="20"/>
+        </w:rPr>
+        <w:t xml:space="preserve">5. 담당할 프로젝트의 기존 화면과 진행 경과를 확인한다.</w:t>
+      </w:r>
+    </w:p>
+    <w:p>
+      <w:pPr>
+        <w:spacing w:after="360"/>
       </w:pPr>
       <w:r>
         <w:rPr>

--- a/hr/마인드_업무프로세스.docx
+++ b/hr/마인드_업무프로세스.docx
@@ -153,7 +153,7 @@
           <w:sz w:val="21"/>
           <w:szCs w:val="21"/>
         </w:rPr>
-        <w:t xml:space="preserve">수치</w:t>
+        <w:t xml:space="preserve">공통 — 수치</w:t>
       </w:r>
     </w:p>
     <w:p>
@@ -172,7 +172,26 @@
           <w:sz w:val="20"/>
           <w:szCs w:val="20"/>
         </w:rPr>
-        <w:t xml:space="preserve">모든 디자인 산출물의 수치는 소수점 없이 정수로 작업한다. 특별한 사유가 없는 한 4의 배수를 적용하며, 컴포넌트 크기·위치·간격 등 전반에 동일하게 적용한다.</w:t>
+        <w:t xml:space="preserve">모든 디자인 산출물의 수치는 소수점 없이 정수로 작업한다. 특별한 사유가 없는 한 4의 배수를 적용하며, 크기·위치·간격·모서리 반지름·선 두께 전반에 동일하게 적용한다.</w:t>
+      </w:r>
+    </w:p>
+    <w:p>
+      <w:pPr>
+        <w:spacing w:after="70" w:line="288"/>
+        <w:ind w:left="200" w:hanging="200"/>
+      </w:pPr>
+      <w:r>
+        <w:rPr>
+          <w:rFonts w:ascii="맑은 고딕" w:cs="맑은 고딕" w:eastAsia="맑은 고딕" w:hAnsi="맑은 고딕"/>
+          <w:b w:val="false"/>
+          <w:bCs w:val="false"/>
+          <w:i w:val="false"/>
+          <w:iCs w:val="false"/>
+          <w:color w:val="14161B"/>
+          <w:sz w:val="20"/>
+          <w:szCs w:val="20"/>
+        </w:rPr>
+        <w:t xml:space="preserve">폰트 크기와 행간은 4의 배수 적용에서 제외하되, 이때에도 정수를 사용한다.</w:t>
       </w:r>
     </w:p>
     <w:p>
@@ -210,6 +229,1305 @@
           <w:szCs w:val="20"/>
         </w:rPr>
         <w:t xml:space="preserve">디자인을 진행하기 전에 사전 리서치를 반드시 수행한다.</w:t>
+      </w:r>
+    </w:p>
+    <w:p>
+      <w:pPr>
+        <w:spacing w:after="60" w:before="200"/>
+      </w:pPr>
+      <w:r>
+        <w:rPr>
+          <w:rFonts w:ascii="맑은 고딕" w:cs="맑은 고딕" w:eastAsia="맑은 고딕" w:hAnsi="맑은 고딕"/>
+          <w:b/>
+          <w:bCs/>
+          <w:i w:val="false"/>
+          <w:iCs w:val="false"/>
+          <w:color w:val="14161B"/>
+          <w:sz w:val="21"/>
+          <w:szCs w:val="21"/>
+        </w:rPr>
+        <w:t xml:space="preserve">피그마 작업</w:t>
+      </w:r>
+    </w:p>
+    <w:tbl>
+      <w:tblPr>
+        <w:tblW w:type="dxa" w:w="8200"/>
+        <w:tblBorders>
+          <w:top w:val="single" w:color="14161B" w:sz="8"/>
+          <w:left w:val="none" w:color="FFFFFF" w:sz="0"/>
+          <w:bottom w:val="single" w:color="14161B" w:sz="8"/>
+          <w:right w:val="none" w:color="FFFFFF" w:sz="0"/>
+          <w:insideH w:val="single" w:color="D4D6DB" w:sz="4"/>
+          <w:insideV w:val="none" w:color="FFFFFF" w:sz="0"/>
+        </w:tblBorders>
+      </w:tblPr>
+      <w:tblGrid>
+        <w:gridCol w:w="1700"/>
+        <w:gridCol w:w="6500"/>
+      </w:tblGrid>
+      <w:tr>
+        <w:trPr>
+          <w:tblHeader/>
+        </w:trPr>
+        <w:tc>
+          <w:tcPr>
+            <w:tcW w:type="dxa" w:w="1700"/>
+            <w:shd w:fill="F4F5F7" w:color="auto" w:val="clear"/>
+            <w:tcMar>
+              <w:top w:type="dxa" w:w="95"/>
+              <w:left w:type="dxa" w:w="130"/>
+              <w:bottom w:type="dxa" w:w="95"/>
+              <w:right w:type="dxa" w:w="130"/>
+            </w:tcMar>
+          </w:tcPr>
+          <w:p>
+            <w:pPr>
+              <w:spacing w:line="264"/>
+              <w:jc w:val="left"/>
+            </w:pPr>
+            <w:r>
+              <w:rPr>
+                <w:rFonts w:ascii="맑은 고딕" w:cs="맑은 고딕" w:eastAsia="맑은 고딕" w:hAnsi="맑은 고딕"/>
+                <w:b/>
+                <w:bCs/>
+                <w:i w:val="false"/>
+                <w:iCs w:val="false"/>
+                <w:color w:val="14161B"/>
+                <w:sz w:val="19"/>
+                <w:szCs w:val="19"/>
+              </w:rPr>
+              <w:t xml:space="preserve">항목</w:t>
+            </w:r>
+          </w:p>
+        </w:tc>
+        <w:tc>
+          <w:tcPr>
+            <w:tcW w:type="dxa" w:w="6500"/>
+            <w:shd w:fill="F4F5F7" w:color="auto" w:val="clear"/>
+            <w:tcMar>
+              <w:top w:type="dxa" w:w="95"/>
+              <w:left w:type="dxa" w:w="130"/>
+              <w:bottom w:type="dxa" w:w="95"/>
+              <w:right w:type="dxa" w:w="130"/>
+            </w:tcMar>
+          </w:tcPr>
+          <w:p>
+            <w:pPr>
+              <w:spacing w:line="264"/>
+              <w:jc w:val="center"/>
+            </w:pPr>
+            <w:r>
+              <w:rPr>
+                <w:rFonts w:ascii="맑은 고딕" w:cs="맑은 고딕" w:eastAsia="맑은 고딕" w:hAnsi="맑은 고딕"/>
+                <w:b/>
+                <w:bCs/>
+                <w:i w:val="false"/>
+                <w:iCs w:val="false"/>
+                <w:color w:val="14161B"/>
+                <w:sz w:val="19"/>
+                <w:szCs w:val="19"/>
+              </w:rPr>
+              <w:t xml:space="preserve">규칙</w:t>
+            </w:r>
+          </w:p>
+        </w:tc>
+      </w:tr>
+      <w:tr>
+        <w:tc>
+          <w:tcPr>
+            <w:tcW w:type="dxa" w:w="1700"/>
+            <w:tcMar>
+              <w:top w:type="dxa" w:w="95"/>
+              <w:left w:type="dxa" w:w="130"/>
+              <w:bottom w:type="dxa" w:w="95"/>
+              <w:right w:type="dxa" w:w="130"/>
+            </w:tcMar>
+          </w:tcPr>
+          <w:p>
+            <w:pPr>
+              <w:spacing w:line="264"/>
+              <w:jc w:val="left"/>
+            </w:pPr>
+            <w:r>
+              <w:rPr>
+                <w:rFonts w:ascii="맑은 고딕" w:cs="맑은 고딕" w:eastAsia="맑은 고딕" w:hAnsi="맑은 고딕"/>
+                <w:b w:val="false"/>
+                <w:bCs w:val="false"/>
+                <w:i w:val="false"/>
+                <w:iCs w:val="false"/>
+                <w:color w:val="14161B"/>
+                <w:sz w:val="19"/>
+                <w:szCs w:val="19"/>
+              </w:rPr>
+              <w:t xml:space="preserve">레이어 이름</w:t>
+            </w:r>
+          </w:p>
+        </w:tc>
+        <w:tc>
+          <w:tcPr>
+            <w:tcW w:type="dxa" w:w="6500"/>
+            <w:tcMar>
+              <w:top w:type="dxa" w:w="95"/>
+              <w:left w:type="dxa" w:w="130"/>
+              <w:bottom w:type="dxa" w:w="95"/>
+              <w:right w:type="dxa" w:w="130"/>
+            </w:tcMar>
+          </w:tcPr>
+          <w:p>
+            <w:pPr>
+              <w:spacing w:line="264"/>
+              <w:jc w:val="left"/>
+            </w:pPr>
+            <w:r>
+              <w:rPr>
+                <w:rFonts w:ascii="맑은 고딕" w:cs="맑은 고딕" w:eastAsia="맑은 고딕" w:hAnsi="맑은 고딕"/>
+                <w:b w:val="false"/>
+                <w:bCs w:val="false"/>
+                <w:i w:val="false"/>
+                <w:iCs w:val="false"/>
+                <w:color w:val="14161B"/>
+                <w:sz w:val="19"/>
+                <w:szCs w:val="19"/>
+              </w:rPr>
+              <w:t xml:space="preserve">자동 생성된 이름을 그대로 두지 아니한다. Frame 1, Rectangle 12, Group 5 등을 금지하며 역할이 드러나는 이름을 붙인다.</w:t>
+            </w:r>
+          </w:p>
+        </w:tc>
+      </w:tr>
+      <w:tr>
+        <w:tc>
+          <w:tcPr>
+            <w:tcW w:type="dxa" w:w="1700"/>
+            <w:tcMar>
+              <w:top w:type="dxa" w:w="95"/>
+              <w:left w:type="dxa" w:w="130"/>
+              <w:bottom w:type="dxa" w:w="95"/>
+              <w:right w:type="dxa" w:w="130"/>
+            </w:tcMar>
+          </w:tcPr>
+          <w:p>
+            <w:pPr>
+              <w:spacing w:line="264"/>
+              <w:jc w:val="left"/>
+            </w:pPr>
+            <w:r>
+              <w:rPr>
+                <w:rFonts w:ascii="맑은 고딕" w:cs="맑은 고딕" w:eastAsia="맑은 고딕" w:hAnsi="맑은 고딕"/>
+                <w:b w:val="false"/>
+                <w:bCs w:val="false"/>
+                <w:i w:val="false"/>
+                <w:iCs w:val="false"/>
+                <w:color w:val="14161B"/>
+                <w:sz w:val="19"/>
+                <w:szCs w:val="19"/>
+              </w:rPr>
+              <w:t xml:space="preserve">그룹 대신 프레임</w:t>
+            </w:r>
+          </w:p>
+        </w:tc>
+        <w:tc>
+          <w:tcPr>
+            <w:tcW w:type="dxa" w:w="6500"/>
+            <w:tcMar>
+              <w:top w:type="dxa" w:w="95"/>
+              <w:left w:type="dxa" w:w="130"/>
+              <w:bottom w:type="dxa" w:w="95"/>
+              <w:right w:type="dxa" w:w="130"/>
+            </w:tcMar>
+          </w:tcPr>
+          <w:p>
+            <w:pPr>
+              <w:spacing w:line="264"/>
+              <w:jc w:val="left"/>
+            </w:pPr>
+            <w:r>
+              <w:rPr>
+                <w:rFonts w:ascii="맑은 고딕" w:cs="맑은 고딕" w:eastAsia="맑은 고딕" w:hAnsi="맑은 고딕"/>
+                <w:b w:val="false"/>
+                <w:bCs w:val="false"/>
+                <w:i w:val="false"/>
+                <w:iCs w:val="false"/>
+                <w:color w:val="14161B"/>
+                <w:sz w:val="19"/>
+                <w:szCs w:val="19"/>
+              </w:rPr>
+              <w:t xml:space="preserve">그룹은 오토레이아웃과 제약을 적용할 수 없으므로, 요소를 묶을 때에는 프레임을 사용한다.</w:t>
+            </w:r>
+          </w:p>
+        </w:tc>
+      </w:tr>
+      <w:tr>
+        <w:tc>
+          <w:tcPr>
+            <w:tcW w:type="dxa" w:w="1700"/>
+            <w:tcMar>
+              <w:top w:type="dxa" w:w="95"/>
+              <w:left w:type="dxa" w:w="130"/>
+              <w:bottom w:type="dxa" w:w="95"/>
+              <w:right w:type="dxa" w:w="130"/>
+            </w:tcMar>
+          </w:tcPr>
+          <w:p>
+            <w:pPr>
+              <w:spacing w:line="264"/>
+              <w:jc w:val="left"/>
+            </w:pPr>
+            <w:r>
+              <w:rPr>
+                <w:rFonts w:ascii="맑은 고딕" w:cs="맑은 고딕" w:eastAsia="맑은 고딕" w:hAnsi="맑은 고딕"/>
+                <w:b w:val="false"/>
+                <w:bCs w:val="false"/>
+                <w:i w:val="false"/>
+                <w:iCs w:val="false"/>
+                <w:color w:val="14161B"/>
+                <w:sz w:val="19"/>
+                <w:szCs w:val="19"/>
+              </w:rPr>
+              <w:t xml:space="preserve">오토레이아웃</w:t>
+            </w:r>
+          </w:p>
+        </w:tc>
+        <w:tc>
+          <w:tcPr>
+            <w:tcW w:type="dxa" w:w="6500"/>
+            <w:tcMar>
+              <w:top w:type="dxa" w:w="95"/>
+              <w:left w:type="dxa" w:w="130"/>
+              <w:bottom w:type="dxa" w:w="95"/>
+              <w:right w:type="dxa" w:w="130"/>
+            </w:tcMar>
+          </w:tcPr>
+          <w:p>
+            <w:pPr>
+              <w:spacing w:line="264"/>
+              <w:jc w:val="left"/>
+            </w:pPr>
+            <w:r>
+              <w:rPr>
+                <w:rFonts w:ascii="맑은 고딕" w:cs="맑은 고딕" w:eastAsia="맑은 고딕" w:hAnsi="맑은 고딕"/>
+                <w:b w:val="false"/>
+                <w:bCs w:val="false"/>
+                <w:i w:val="false"/>
+                <w:iCs w:val="false"/>
+                <w:color w:val="14161B"/>
+                <w:sz w:val="19"/>
+                <w:szCs w:val="19"/>
+              </w:rPr>
+              <w:t xml:space="preserve">간격과 여백은 오토레이아웃으로 설정한다. 좌표를 옮겨 눈대중으로 맞추지 아니한다.</w:t>
+            </w:r>
+          </w:p>
+        </w:tc>
+      </w:tr>
+      <w:tr>
+        <w:tc>
+          <w:tcPr>
+            <w:tcW w:type="dxa" w:w="1700"/>
+            <w:tcMar>
+              <w:top w:type="dxa" w:w="95"/>
+              <w:left w:type="dxa" w:w="130"/>
+              <w:bottom w:type="dxa" w:w="95"/>
+              <w:right w:type="dxa" w:w="130"/>
+            </w:tcMar>
+          </w:tcPr>
+          <w:p>
+            <w:pPr>
+              <w:spacing w:line="264"/>
+              <w:jc w:val="left"/>
+            </w:pPr>
+            <w:r>
+              <w:rPr>
+                <w:rFonts w:ascii="맑은 고딕" w:cs="맑은 고딕" w:eastAsia="맑은 고딕" w:hAnsi="맑은 고딕"/>
+                <w:b w:val="false"/>
+                <w:bCs w:val="false"/>
+                <w:i w:val="false"/>
+                <w:iCs w:val="false"/>
+                <w:color w:val="14161B"/>
+                <w:sz w:val="19"/>
+                <w:szCs w:val="19"/>
+              </w:rPr>
+              <w:t xml:space="preserve">컴포넌트</w:t>
+            </w:r>
+          </w:p>
+        </w:tc>
+        <w:tc>
+          <w:tcPr>
+            <w:tcW w:type="dxa" w:w="6500"/>
+            <w:tcMar>
+              <w:top w:type="dxa" w:w="95"/>
+              <w:left w:type="dxa" w:w="130"/>
+              <w:bottom w:type="dxa" w:w="95"/>
+              <w:right w:type="dxa" w:w="130"/>
+            </w:tcMar>
+          </w:tcPr>
+          <w:p>
+            <w:pPr>
+              <w:spacing w:line="264"/>
+              <w:jc w:val="left"/>
+            </w:pPr>
+            <w:r>
+              <w:rPr>
+                <w:rFonts w:ascii="맑은 고딕" w:cs="맑은 고딕" w:eastAsia="맑은 고딕" w:hAnsi="맑은 고딕"/>
+                <w:b w:val="false"/>
+                <w:bCs w:val="false"/>
+                <w:i w:val="false"/>
+                <w:iCs w:val="false"/>
+                <w:color w:val="14161B"/>
+                <w:sz w:val="19"/>
+                <w:szCs w:val="19"/>
+              </w:rPr>
+              <w:t xml:space="preserve">두 번 이상 반복되는 요소는 컴포넌트로 만든다. 배리언트 속성명은 역할을 기준으로 붙인다. (예: state=default/hover)</w:t>
+            </w:r>
+          </w:p>
+        </w:tc>
+      </w:tr>
+      <w:tr>
+        <w:tc>
+          <w:tcPr>
+            <w:tcW w:type="dxa" w:w="1700"/>
+            <w:tcMar>
+              <w:top w:type="dxa" w:w="95"/>
+              <w:left w:type="dxa" w:w="130"/>
+              <w:bottom w:type="dxa" w:w="95"/>
+              <w:right w:type="dxa" w:w="130"/>
+            </w:tcMar>
+          </w:tcPr>
+          <w:p>
+            <w:pPr>
+              <w:spacing w:line="264"/>
+              <w:jc w:val="left"/>
+            </w:pPr>
+            <w:r>
+              <w:rPr>
+                <w:rFonts w:ascii="맑은 고딕" w:cs="맑은 고딕" w:eastAsia="맑은 고딕" w:hAnsi="맑은 고딕"/>
+                <w:b w:val="false"/>
+                <w:bCs w:val="false"/>
+                <w:i w:val="false"/>
+                <w:iCs w:val="false"/>
+                <w:color w:val="14161B"/>
+                <w:sz w:val="19"/>
+                <w:szCs w:val="19"/>
+              </w:rPr>
+              <w:t xml:space="preserve">스타일과 변수</w:t>
+            </w:r>
+          </w:p>
+        </w:tc>
+        <w:tc>
+          <w:tcPr>
+            <w:tcW w:type="dxa" w:w="6500"/>
+            <w:tcMar>
+              <w:top w:type="dxa" w:w="95"/>
+              <w:left w:type="dxa" w:w="130"/>
+              <w:bottom w:type="dxa" w:w="95"/>
+              <w:right w:type="dxa" w:w="130"/>
+            </w:tcMar>
+          </w:tcPr>
+          <w:p>
+            <w:pPr>
+              <w:spacing w:line="264"/>
+              <w:jc w:val="left"/>
+            </w:pPr>
+            <w:r>
+              <w:rPr>
+                <w:rFonts w:ascii="맑은 고딕" w:cs="맑은 고딕" w:eastAsia="맑은 고딕" w:hAnsi="맑은 고딕"/>
+                <w:b w:val="false"/>
+                <w:bCs w:val="false"/>
+                <w:i w:val="false"/>
+                <w:iCs w:val="false"/>
+                <w:color w:val="14161B"/>
+                <w:sz w:val="19"/>
+                <w:szCs w:val="19"/>
+              </w:rPr>
+              <w:t xml:space="preserve">색상·타이포그래피·이펙트는 스타일 또는 변수로 등록하여 사용하고 값을 직접 입력하지 아니한다.</w:t>
+            </w:r>
+          </w:p>
+        </w:tc>
+      </w:tr>
+      <w:tr>
+        <w:tc>
+          <w:tcPr>
+            <w:tcW w:type="dxa" w:w="1700"/>
+            <w:tcMar>
+              <w:top w:type="dxa" w:w="95"/>
+              <w:left w:type="dxa" w:w="130"/>
+              <w:bottom w:type="dxa" w:w="95"/>
+              <w:right w:type="dxa" w:w="130"/>
+            </w:tcMar>
+          </w:tcPr>
+          <w:p>
+            <w:pPr>
+              <w:spacing w:line="264"/>
+              <w:jc w:val="left"/>
+            </w:pPr>
+            <w:r>
+              <w:rPr>
+                <w:rFonts w:ascii="맑은 고딕" w:cs="맑은 고딕" w:eastAsia="맑은 고딕" w:hAnsi="맑은 고딕"/>
+                <w:b w:val="false"/>
+                <w:bCs w:val="false"/>
+                <w:i w:val="false"/>
+                <w:iCs w:val="false"/>
+                <w:color w:val="14161B"/>
+                <w:sz w:val="19"/>
+                <w:szCs w:val="19"/>
+              </w:rPr>
+              <w:t xml:space="preserve">페이지 구성</w:t>
+            </w:r>
+          </w:p>
+        </w:tc>
+        <w:tc>
+          <w:tcPr>
+            <w:tcW w:type="dxa" w:w="6500"/>
+            <w:tcMar>
+              <w:top w:type="dxa" w:w="95"/>
+              <w:left w:type="dxa" w:w="130"/>
+              <w:bottom w:type="dxa" w:w="95"/>
+              <w:right w:type="dxa" w:w="130"/>
+            </w:tcMar>
+          </w:tcPr>
+          <w:p>
+            <w:pPr>
+              <w:spacing w:line="264"/>
+              <w:jc w:val="left"/>
+            </w:pPr>
+            <w:r>
+              <w:rPr>
+                <w:rFonts w:ascii="맑은 고딕" w:cs="맑은 고딕" w:eastAsia="맑은 고딕" w:hAnsi="맑은 고딕"/>
+                <w:b w:val="false"/>
+                <w:bCs w:val="false"/>
+                <w:i w:val="false"/>
+                <w:iCs w:val="false"/>
+                <w:color w:val="14161B"/>
+                <w:sz w:val="19"/>
+                <w:szCs w:val="19"/>
+              </w:rPr>
+              <w:t xml:space="preserve">표지·작업중·검토·완료로 페이지를 나눈다. 완료 페이지에는 확정본만 둔다.</w:t>
+            </w:r>
+          </w:p>
+        </w:tc>
+      </w:tr>
+      <w:tr>
+        <w:tc>
+          <w:tcPr>
+            <w:tcW w:type="dxa" w:w="1700"/>
+            <w:tcMar>
+              <w:top w:type="dxa" w:w="95"/>
+              <w:left w:type="dxa" w:w="130"/>
+              <w:bottom w:type="dxa" w:w="95"/>
+              <w:right w:type="dxa" w:w="130"/>
+            </w:tcMar>
+          </w:tcPr>
+          <w:p>
+            <w:pPr>
+              <w:spacing w:line="264"/>
+              <w:jc w:val="left"/>
+            </w:pPr>
+            <w:r>
+              <w:rPr>
+                <w:rFonts w:ascii="맑은 고딕" w:cs="맑은 고딕" w:eastAsia="맑은 고딕" w:hAnsi="맑은 고딕"/>
+                <w:b w:val="false"/>
+                <w:bCs w:val="false"/>
+                <w:i w:val="false"/>
+                <w:iCs w:val="false"/>
+                <w:color w:val="14161B"/>
+                <w:sz w:val="19"/>
+                <w:szCs w:val="19"/>
+              </w:rPr>
+              <w:t xml:space="preserve">커버</w:t>
+            </w:r>
+          </w:p>
+        </w:tc>
+        <w:tc>
+          <w:tcPr>
+            <w:tcW w:type="dxa" w:w="6500"/>
+            <w:tcMar>
+              <w:top w:type="dxa" w:w="95"/>
+              <w:left w:type="dxa" w:w="130"/>
+              <w:bottom w:type="dxa" w:w="95"/>
+              <w:right w:type="dxa" w:w="130"/>
+            </w:tcMar>
+          </w:tcPr>
+          <w:p>
+            <w:pPr>
+              <w:spacing w:line="264"/>
+              <w:jc w:val="left"/>
+            </w:pPr>
+            <w:r>
+              <w:rPr>
+                <w:rFonts w:ascii="맑은 고딕" w:cs="맑은 고딕" w:eastAsia="맑은 고딕" w:hAnsi="맑은 고딕"/>
+                <w:b w:val="false"/>
+                <w:bCs w:val="false"/>
+                <w:i w:val="false"/>
+                <w:iCs w:val="false"/>
+                <w:color w:val="14161B"/>
+                <w:sz w:val="19"/>
+                <w:szCs w:val="19"/>
+              </w:rPr>
+              <w:t xml:space="preserve">파일 썸네일을 표지 프레임으로 지정하여 목록에서 내용을 식별할 수 있게 한다.</w:t>
+            </w:r>
+          </w:p>
+        </w:tc>
+      </w:tr>
+      <w:tr>
+        <w:tc>
+          <w:tcPr>
+            <w:tcW w:type="dxa" w:w="1700"/>
+            <w:tcMar>
+              <w:top w:type="dxa" w:w="95"/>
+              <w:left w:type="dxa" w:w="130"/>
+              <w:bottom w:type="dxa" w:w="95"/>
+              <w:right w:type="dxa" w:w="130"/>
+            </w:tcMar>
+          </w:tcPr>
+          <w:p>
+            <w:pPr>
+              <w:spacing w:line="264"/>
+              <w:jc w:val="left"/>
+            </w:pPr>
+            <w:r>
+              <w:rPr>
+                <w:rFonts w:ascii="맑은 고딕" w:cs="맑은 고딕" w:eastAsia="맑은 고딕" w:hAnsi="맑은 고딕"/>
+                <w:b w:val="false"/>
+                <w:bCs w:val="false"/>
+                <w:i w:val="false"/>
+                <w:iCs w:val="false"/>
+                <w:color w:val="14161B"/>
+                <w:sz w:val="19"/>
+                <w:szCs w:val="19"/>
+              </w:rPr>
+              <w:t xml:space="preserve">정리</w:t>
+            </w:r>
+          </w:p>
+        </w:tc>
+        <w:tc>
+          <w:tcPr>
+            <w:tcW w:type="dxa" w:w="6500"/>
+            <w:tcMar>
+              <w:top w:type="dxa" w:w="95"/>
+              <w:left w:type="dxa" w:w="130"/>
+              <w:bottom w:type="dxa" w:w="95"/>
+              <w:right w:type="dxa" w:w="130"/>
+            </w:tcMar>
+          </w:tcPr>
+          <w:p>
+            <w:pPr>
+              <w:spacing w:line="264"/>
+              <w:jc w:val="left"/>
+            </w:pPr>
+            <w:r>
+              <w:rPr>
+                <w:rFonts w:ascii="맑은 고딕" w:cs="맑은 고딕" w:eastAsia="맑은 고딕" w:hAnsi="맑은 고딕"/>
+                <w:b w:val="false"/>
+                <w:bCs w:val="false"/>
+                <w:i w:val="false"/>
+                <w:iCs w:val="false"/>
+                <w:color w:val="14161B"/>
+                <w:sz w:val="19"/>
+                <w:szCs w:val="19"/>
+              </w:rPr>
+              <w:t xml:space="preserve">숨긴 레이어, 사용하지 않는 컴포넌트, 빈 프레임을 삭제한다.</w:t>
+            </w:r>
+          </w:p>
+        </w:tc>
+      </w:tr>
+      <w:tr>
+        <w:tc>
+          <w:tcPr>
+            <w:tcW w:type="dxa" w:w="1700"/>
+            <w:tcMar>
+              <w:top w:type="dxa" w:w="95"/>
+              <w:left w:type="dxa" w:w="130"/>
+              <w:bottom w:type="dxa" w:w="95"/>
+              <w:right w:type="dxa" w:w="130"/>
+            </w:tcMar>
+          </w:tcPr>
+          <w:p>
+            <w:pPr>
+              <w:spacing w:line="264"/>
+              <w:jc w:val="left"/>
+            </w:pPr>
+            <w:r>
+              <w:rPr>
+                <w:rFonts w:ascii="맑은 고딕" w:cs="맑은 고딕" w:eastAsia="맑은 고딕" w:hAnsi="맑은 고딕"/>
+                <w:b w:val="false"/>
+                <w:bCs w:val="false"/>
+                <w:i w:val="false"/>
+                <w:iCs w:val="false"/>
+                <w:color w:val="14161B"/>
+                <w:sz w:val="19"/>
+                <w:szCs w:val="19"/>
+              </w:rPr>
+              <w:t xml:space="preserve">개발 전달</w:t>
+            </w:r>
+          </w:p>
+        </w:tc>
+        <w:tc>
+          <w:tcPr>
+            <w:tcW w:type="dxa" w:w="6500"/>
+            <w:tcMar>
+              <w:top w:type="dxa" w:w="95"/>
+              <w:left w:type="dxa" w:w="130"/>
+              <w:bottom w:type="dxa" w:w="95"/>
+              <w:right w:type="dxa" w:w="130"/>
+            </w:tcMar>
+          </w:tcPr>
+          <w:p>
+            <w:pPr>
+              <w:spacing w:line="264"/>
+              <w:jc w:val="left"/>
+            </w:pPr>
+            <w:r>
+              <w:rPr>
+                <w:rFonts w:ascii="맑은 고딕" w:cs="맑은 고딕" w:eastAsia="맑은 고딕" w:hAnsi="맑은 고딕"/>
+                <w:b w:val="false"/>
+                <w:bCs w:val="false"/>
+                <w:i w:val="false"/>
+                <w:iCs w:val="false"/>
+                <w:color w:val="14161B"/>
+                <w:sz w:val="19"/>
+                <w:szCs w:val="19"/>
+              </w:rPr>
+              <w:t xml:space="preserve">간격이 오토레이아웃으로 설정되어 있어야 개발자에게 정확한 수치가 전달된다. 좌표로 배치한 경우 그 수치가 나오지 아니한다.</w:t>
+            </w:r>
+          </w:p>
+        </w:tc>
+      </w:tr>
+    </w:tbl>
+    <w:p>
+      <w:pPr>
+        <w:pBdr>
+          <w:left w:val="single" w:color="D4D6DB" w:sz="6" w:space="10"/>
+        </w:pBdr>
+        <w:spacing w:after="0" w:before="150"/>
+        <w:ind w:left="200"/>
+      </w:pPr>
+      <w:r>
+        <w:rPr>
+          <w:rFonts w:ascii="맑은 고딕" w:cs="맑은 고딕" w:eastAsia="맑은 고딕" w:hAnsi="맑은 고딕"/>
+          <w:b w:val="false"/>
+          <w:bCs w:val="false"/>
+          <w:i w:val="false"/>
+          <w:iCs w:val="false"/>
+          <w:color w:val="6B7280"/>
+          <w:sz w:val="19"/>
+          <w:szCs w:val="19"/>
+        </w:rPr>
+        <w:t xml:space="preserve">이 규칙들은 대부분 나중에 다른 사람이 파일을 열었을 때를 위한 것이다. 레이어 이름과 페이지 구분이 없으면 담당자가 바뀌는 순간 파일을 처음부터 다시 읽어야 한다.</w:t>
+      </w:r>
+    </w:p>
+    <w:p>
+      <w:pPr>
+        <w:spacing w:after="60" w:before="200"/>
+      </w:pPr>
+      <w:r>
+        <w:rPr>
+          <w:rFonts w:ascii="맑은 고딕" w:cs="맑은 고딕" w:eastAsia="맑은 고딕" w:hAnsi="맑은 고딕"/>
+          <w:b/>
+          <w:bCs/>
+          <w:i w:val="false"/>
+          <w:iCs w:val="false"/>
+          <w:color w:val="14161B"/>
+          <w:sz w:val="21"/>
+          <w:szCs w:val="21"/>
+        </w:rPr>
+        <w:t xml:space="preserve">산출물 관리</w:t>
+      </w:r>
+    </w:p>
+    <w:tbl>
+      <w:tblPr>
+        <w:tblW w:type="dxa" w:w="8200"/>
+        <w:tblBorders>
+          <w:top w:val="single" w:color="14161B" w:sz="8"/>
+          <w:left w:val="none" w:color="FFFFFF" w:sz="0"/>
+          <w:bottom w:val="single" w:color="14161B" w:sz="8"/>
+          <w:right w:val="none" w:color="FFFFFF" w:sz="0"/>
+          <w:insideH w:val="single" w:color="D4D6DB" w:sz="4"/>
+          <w:insideV w:val="none" w:color="FFFFFF" w:sz="0"/>
+        </w:tblBorders>
+      </w:tblPr>
+      <w:tblGrid>
+        <w:gridCol w:w="1700"/>
+        <w:gridCol w:w="6500"/>
+      </w:tblGrid>
+      <w:tr>
+        <w:trPr>
+          <w:tblHeader/>
+        </w:trPr>
+        <w:tc>
+          <w:tcPr>
+            <w:tcW w:type="dxa" w:w="1700"/>
+            <w:shd w:fill="F4F5F7" w:color="auto" w:val="clear"/>
+            <w:tcMar>
+              <w:top w:type="dxa" w:w="95"/>
+              <w:left w:type="dxa" w:w="130"/>
+              <w:bottom w:type="dxa" w:w="95"/>
+              <w:right w:type="dxa" w:w="130"/>
+            </w:tcMar>
+          </w:tcPr>
+          <w:p>
+            <w:pPr>
+              <w:spacing w:line="264"/>
+              <w:jc w:val="left"/>
+            </w:pPr>
+            <w:r>
+              <w:rPr>
+                <w:rFonts w:ascii="맑은 고딕" w:cs="맑은 고딕" w:eastAsia="맑은 고딕" w:hAnsi="맑은 고딕"/>
+                <w:b/>
+                <w:bCs/>
+                <w:i w:val="false"/>
+                <w:iCs w:val="false"/>
+                <w:color w:val="14161B"/>
+                <w:sz w:val="19"/>
+                <w:szCs w:val="19"/>
+              </w:rPr>
+              <w:t xml:space="preserve">항목</w:t>
+            </w:r>
+          </w:p>
+        </w:tc>
+        <w:tc>
+          <w:tcPr>
+            <w:tcW w:type="dxa" w:w="6500"/>
+            <w:shd w:fill="F4F5F7" w:color="auto" w:val="clear"/>
+            <w:tcMar>
+              <w:top w:type="dxa" w:w="95"/>
+              <w:left w:type="dxa" w:w="130"/>
+              <w:bottom w:type="dxa" w:w="95"/>
+              <w:right w:type="dxa" w:w="130"/>
+            </w:tcMar>
+          </w:tcPr>
+          <w:p>
+            <w:pPr>
+              <w:spacing w:line="264"/>
+              <w:jc w:val="center"/>
+            </w:pPr>
+            <w:r>
+              <w:rPr>
+                <w:rFonts w:ascii="맑은 고딕" w:cs="맑은 고딕" w:eastAsia="맑은 고딕" w:hAnsi="맑은 고딕"/>
+                <w:b/>
+                <w:bCs/>
+                <w:i w:val="false"/>
+                <w:iCs w:val="false"/>
+                <w:color w:val="14161B"/>
+                <w:sz w:val="19"/>
+                <w:szCs w:val="19"/>
+              </w:rPr>
+              <w:t xml:space="preserve">규칙</w:t>
+            </w:r>
+          </w:p>
+        </w:tc>
+      </w:tr>
+      <w:tr>
+        <w:tc>
+          <w:tcPr>
+            <w:tcW w:type="dxa" w:w="1700"/>
+            <w:tcMar>
+              <w:top w:type="dxa" w:w="95"/>
+              <w:left w:type="dxa" w:w="130"/>
+              <w:bottom w:type="dxa" w:w="95"/>
+              <w:right w:type="dxa" w:w="130"/>
+            </w:tcMar>
+          </w:tcPr>
+          <w:p>
+            <w:pPr>
+              <w:spacing w:line="264"/>
+              <w:jc w:val="left"/>
+            </w:pPr>
+            <w:r>
+              <w:rPr>
+                <w:rFonts w:ascii="맑은 고딕" w:cs="맑은 고딕" w:eastAsia="맑은 고딕" w:hAnsi="맑은 고딕"/>
+                <w:b w:val="false"/>
+                <w:bCs w:val="false"/>
+                <w:i w:val="false"/>
+                <w:iCs w:val="false"/>
+                <w:color w:val="14161B"/>
+                <w:sz w:val="19"/>
+                <w:szCs w:val="19"/>
+              </w:rPr>
+              <w:t xml:space="preserve">원본과 전달본</w:t>
+            </w:r>
+          </w:p>
+        </w:tc>
+        <w:tc>
+          <w:tcPr>
+            <w:tcW w:type="dxa" w:w="6500"/>
+            <w:tcMar>
+              <w:top w:type="dxa" w:w="95"/>
+              <w:left w:type="dxa" w:w="130"/>
+              <w:bottom w:type="dxa" w:w="95"/>
+              <w:right w:type="dxa" w:w="130"/>
+            </w:tcMar>
+          </w:tcPr>
+          <w:p>
+            <w:pPr>
+              <w:spacing w:line="264"/>
+              <w:jc w:val="left"/>
+            </w:pPr>
+            <w:r>
+              <w:rPr>
+                <w:rFonts w:ascii="맑은 고딕" w:cs="맑은 고딕" w:eastAsia="맑은 고딕" w:hAnsi="맑은 고딕"/>
+                <w:b w:val="false"/>
+                <w:bCs w:val="false"/>
+                <w:i w:val="false"/>
+                <w:iCs w:val="false"/>
+                <w:color w:val="14161B"/>
+                <w:sz w:val="19"/>
+                <w:szCs w:val="19"/>
+              </w:rPr>
+              <w:t xml:space="preserve">원본은 03_디자인에, 전달본은 04_납품에 둔다. 한 폴더에 섞지 아니한다.</w:t>
+            </w:r>
+          </w:p>
+        </w:tc>
+      </w:tr>
+      <w:tr>
+        <w:tc>
+          <w:tcPr>
+            <w:tcW w:type="dxa" w:w="1700"/>
+            <w:tcMar>
+              <w:top w:type="dxa" w:w="95"/>
+              <w:left w:type="dxa" w:w="130"/>
+              <w:bottom w:type="dxa" w:w="95"/>
+              <w:right w:type="dxa" w:w="130"/>
+            </w:tcMar>
+          </w:tcPr>
+          <w:p>
+            <w:pPr>
+              <w:spacing w:line="264"/>
+              <w:jc w:val="left"/>
+            </w:pPr>
+            <w:r>
+              <w:rPr>
+                <w:rFonts w:ascii="맑은 고딕" w:cs="맑은 고딕" w:eastAsia="맑은 고딕" w:hAnsi="맑은 고딕"/>
+                <w:b w:val="false"/>
+                <w:bCs w:val="false"/>
+                <w:i w:val="false"/>
+                <w:iCs w:val="false"/>
+                <w:color w:val="14161B"/>
+                <w:sz w:val="19"/>
+                <w:szCs w:val="19"/>
+              </w:rPr>
+              <w:t xml:space="preserve">이미지 배수</w:t>
+            </w:r>
+          </w:p>
+        </w:tc>
+        <w:tc>
+          <w:tcPr>
+            <w:tcW w:type="dxa" w:w="6500"/>
+            <w:tcMar>
+              <w:top w:type="dxa" w:w="95"/>
+              <w:left w:type="dxa" w:w="130"/>
+              <w:bottom w:type="dxa" w:w="95"/>
+              <w:right w:type="dxa" w:w="130"/>
+            </w:tcMar>
+          </w:tcPr>
+          <w:p>
+            <w:pPr>
+              <w:spacing w:line="264"/>
+              <w:jc w:val="left"/>
+            </w:pPr>
+            <w:r>
+              <w:rPr>
+                <w:rFonts w:ascii="맑은 고딕" w:cs="맑은 고딕" w:eastAsia="맑은 고딕" w:hAnsi="맑은 고딕"/>
+                <w:b w:val="false"/>
+                <w:bCs w:val="false"/>
+                <w:i w:val="false"/>
+                <w:iCs w:val="false"/>
+                <w:color w:val="14161B"/>
+                <w:sz w:val="19"/>
+                <w:szCs w:val="19"/>
+              </w:rPr>
+              <w:t xml:space="preserve">프로젝트 시작 시 기준 배수를 정하고 종료까지 통일한다. (모바일은 통상 @2x·@3x)</w:t>
+            </w:r>
+          </w:p>
+        </w:tc>
+      </w:tr>
+      <w:tr>
+        <w:tc>
+          <w:tcPr>
+            <w:tcW w:type="dxa" w:w="1700"/>
+            <w:tcMar>
+              <w:top w:type="dxa" w:w="95"/>
+              <w:left w:type="dxa" w:w="130"/>
+              <w:bottom w:type="dxa" w:w="95"/>
+              <w:right w:type="dxa" w:w="130"/>
+            </w:tcMar>
+          </w:tcPr>
+          <w:p>
+            <w:pPr>
+              <w:spacing w:line="264"/>
+              <w:jc w:val="left"/>
+            </w:pPr>
+            <w:r>
+              <w:rPr>
+                <w:rFonts w:ascii="맑은 고딕" w:cs="맑은 고딕" w:eastAsia="맑은 고딕" w:hAnsi="맑은 고딕"/>
+                <w:b w:val="false"/>
+                <w:bCs w:val="false"/>
+                <w:i w:val="false"/>
+                <w:iCs w:val="false"/>
+                <w:color w:val="14161B"/>
+                <w:sz w:val="19"/>
+                <w:szCs w:val="19"/>
+              </w:rPr>
+              <w:t xml:space="preserve">포맷</w:t>
+            </w:r>
+          </w:p>
+        </w:tc>
+        <w:tc>
+          <w:tcPr>
+            <w:tcW w:type="dxa" w:w="6500"/>
+            <w:tcMar>
+              <w:top w:type="dxa" w:w="95"/>
+              <w:left w:type="dxa" w:w="130"/>
+              <w:bottom w:type="dxa" w:w="95"/>
+              <w:right w:type="dxa" w:w="130"/>
+            </w:tcMar>
+          </w:tcPr>
+          <w:p>
+            <w:pPr>
+              <w:spacing w:line="264"/>
+              <w:jc w:val="left"/>
+            </w:pPr>
+            <w:r>
+              <w:rPr>
+                <w:rFonts w:ascii="맑은 고딕" w:cs="맑은 고딕" w:eastAsia="맑은 고딕" w:hAnsi="맑은 고딕"/>
+                <w:b w:val="false"/>
+                <w:bCs w:val="false"/>
+                <w:i w:val="false"/>
+                <w:iCs w:val="false"/>
+                <w:color w:val="14161B"/>
+                <w:sz w:val="19"/>
+                <w:szCs w:val="19"/>
+              </w:rPr>
+              <w:t xml:space="preserve">사진은 JPG, 투명이 필요한 UI 요소는 PNG, 아이콘과 로고는 SVG로 한다.</w:t>
+            </w:r>
+          </w:p>
+        </w:tc>
+      </w:tr>
+      <w:tr>
+        <w:tc>
+          <w:tcPr>
+            <w:tcW w:type="dxa" w:w="1700"/>
+            <w:tcMar>
+              <w:top w:type="dxa" w:w="95"/>
+              <w:left w:type="dxa" w:w="130"/>
+              <w:bottom w:type="dxa" w:w="95"/>
+              <w:right w:type="dxa" w:w="130"/>
+            </w:tcMar>
+          </w:tcPr>
+          <w:p>
+            <w:pPr>
+              <w:spacing w:line="264"/>
+              <w:jc w:val="left"/>
+            </w:pPr>
+            <w:r>
+              <w:rPr>
+                <w:rFonts w:ascii="맑은 고딕" w:cs="맑은 고딕" w:eastAsia="맑은 고딕" w:hAnsi="맑은 고딕"/>
+                <w:b w:val="false"/>
+                <w:bCs w:val="false"/>
+                <w:i w:val="false"/>
+                <w:iCs w:val="false"/>
+                <w:color w:val="14161B"/>
+                <w:sz w:val="19"/>
+                <w:szCs w:val="19"/>
+              </w:rPr>
+              <w:t xml:space="preserve">컬러 모드</w:t>
+            </w:r>
+          </w:p>
+        </w:tc>
+        <w:tc>
+          <w:tcPr>
+            <w:tcW w:type="dxa" w:w="6500"/>
+            <w:tcMar>
+              <w:top w:type="dxa" w:w="95"/>
+              <w:left w:type="dxa" w:w="130"/>
+              <w:bottom w:type="dxa" w:w="95"/>
+              <w:right w:type="dxa" w:w="130"/>
+            </w:tcMar>
+          </w:tcPr>
+          <w:p>
+            <w:pPr>
+              <w:spacing w:line="264"/>
+              <w:jc w:val="left"/>
+            </w:pPr>
+            <w:r>
+              <w:rPr>
+                <w:rFonts w:ascii="맑은 고딕" w:cs="맑은 고딕" w:eastAsia="맑은 고딕" w:hAnsi="맑은 고딕"/>
+                <w:b w:val="false"/>
+                <w:bCs w:val="false"/>
+                <w:i w:val="false"/>
+                <w:iCs w:val="false"/>
+                <w:color w:val="14161B"/>
+                <w:sz w:val="19"/>
+                <w:szCs w:val="19"/>
+              </w:rPr>
+              <w:t xml:space="preserve">화면용은 RGB, 인쇄용은 CMYK로 하며 하나의 산출물에 혼용하지 아니한다.</w:t>
+            </w:r>
+          </w:p>
+        </w:tc>
+      </w:tr>
+      <w:tr>
+        <w:tc>
+          <w:tcPr>
+            <w:tcW w:type="dxa" w:w="1700"/>
+            <w:tcMar>
+              <w:top w:type="dxa" w:w="95"/>
+              <w:left w:type="dxa" w:w="130"/>
+              <w:bottom w:type="dxa" w:w="95"/>
+              <w:right w:type="dxa" w:w="130"/>
+            </w:tcMar>
+          </w:tcPr>
+          <w:p>
+            <w:pPr>
+              <w:spacing w:line="264"/>
+              <w:jc w:val="left"/>
+            </w:pPr>
+            <w:r>
+              <w:rPr>
+                <w:rFonts w:ascii="맑은 고딕" w:cs="맑은 고딕" w:eastAsia="맑은 고딕" w:hAnsi="맑은 고딕"/>
+                <w:b w:val="false"/>
+                <w:bCs w:val="false"/>
+                <w:i w:val="false"/>
+                <w:iCs w:val="false"/>
+                <w:color w:val="14161B"/>
+                <w:sz w:val="19"/>
+                <w:szCs w:val="19"/>
+              </w:rPr>
+              <w:t xml:space="preserve">이미지 포함</w:t>
+            </w:r>
+          </w:p>
+        </w:tc>
+        <w:tc>
+          <w:tcPr>
+            <w:tcW w:type="dxa" w:w="6500"/>
+            <w:tcMar>
+              <w:top w:type="dxa" w:w="95"/>
+              <w:left w:type="dxa" w:w="130"/>
+              <w:bottom w:type="dxa" w:w="95"/>
+              <w:right w:type="dxa" w:w="130"/>
+            </w:tcMar>
+          </w:tcPr>
+          <w:p>
+            <w:pPr>
+              <w:spacing w:line="264"/>
+              <w:jc w:val="left"/>
+            </w:pPr>
+            <w:r>
+              <w:rPr>
+                <w:rFonts w:ascii="맑은 고딕" w:cs="맑은 고딕" w:eastAsia="맑은 고딕" w:hAnsi="맑은 고딕"/>
+                <w:b w:val="false"/>
+                <w:bCs w:val="false"/>
+                <w:i w:val="false"/>
+                <w:iCs w:val="false"/>
+                <w:color w:val="14161B"/>
+                <w:sz w:val="19"/>
+                <w:szCs w:val="19"/>
+              </w:rPr>
+              <w:t xml:space="preserve">외부 링크가 아니라 파일에 포함하여 전달한다. 링크가 끊기면 상대는 내용을 볼 수 없다.</w:t>
+            </w:r>
+          </w:p>
+        </w:tc>
+      </w:tr>
+      <w:tr>
+        <w:tc>
+          <w:tcPr>
+            <w:tcW w:type="dxa" w:w="1700"/>
+            <w:tcMar>
+              <w:top w:type="dxa" w:w="95"/>
+              <w:left w:type="dxa" w:w="130"/>
+              <w:bottom w:type="dxa" w:w="95"/>
+              <w:right w:type="dxa" w:w="130"/>
+            </w:tcMar>
+          </w:tcPr>
+          <w:p>
+            <w:pPr>
+              <w:spacing w:line="264"/>
+              <w:jc w:val="left"/>
+            </w:pPr>
+            <w:r>
+              <w:rPr>
+                <w:rFonts w:ascii="맑은 고딕" w:cs="맑은 고딕" w:eastAsia="맑은 고딕" w:hAnsi="맑은 고딕"/>
+                <w:b w:val="false"/>
+                <w:bCs w:val="false"/>
+                <w:i w:val="false"/>
+                <w:iCs w:val="false"/>
+                <w:color w:val="14161B"/>
+                <w:sz w:val="19"/>
+                <w:szCs w:val="19"/>
+              </w:rPr>
+              <w:t xml:space="preserve">전달 목록</w:t>
+            </w:r>
+          </w:p>
+        </w:tc>
+        <w:tc>
+          <w:tcPr>
+            <w:tcW w:type="dxa" w:w="6500"/>
+            <w:tcMar>
+              <w:top w:type="dxa" w:w="95"/>
+              <w:left w:type="dxa" w:w="130"/>
+              <w:bottom w:type="dxa" w:w="95"/>
+              <w:right w:type="dxa" w:w="130"/>
+            </w:tcMar>
+          </w:tcPr>
+          <w:p>
+            <w:pPr>
+              <w:spacing w:line="264"/>
+              <w:jc w:val="left"/>
+            </w:pPr>
+            <w:r>
+              <w:rPr>
+                <w:rFonts w:ascii="맑은 고딕" w:cs="맑은 고딕" w:eastAsia="맑은 고딕" w:hAnsi="맑은 고딕"/>
+                <w:b w:val="false"/>
+                <w:bCs w:val="false"/>
+                <w:i w:val="false"/>
+                <w:iCs w:val="false"/>
+                <w:color w:val="14161B"/>
+                <w:sz w:val="19"/>
+                <w:szCs w:val="19"/>
+              </w:rPr>
+              <w:t xml:space="preserve">무엇을 몇 개 전달하는지 목록을 함께 보낸다.</w:t>
+            </w:r>
+          </w:p>
+        </w:tc>
+      </w:tr>
+      <w:tr>
+        <w:tc>
+          <w:tcPr>
+            <w:tcW w:type="dxa" w:w="1700"/>
+            <w:tcMar>
+              <w:top w:type="dxa" w:w="95"/>
+              <w:left w:type="dxa" w:w="130"/>
+              <w:bottom w:type="dxa" w:w="95"/>
+              <w:right w:type="dxa" w:w="130"/>
+            </w:tcMar>
+          </w:tcPr>
+          <w:p>
+            <w:pPr>
+              <w:spacing w:line="264"/>
+              <w:jc w:val="left"/>
+            </w:pPr>
+            <w:r>
+              <w:rPr>
+                <w:rFonts w:ascii="맑은 고딕" w:cs="맑은 고딕" w:eastAsia="맑은 고딕" w:hAnsi="맑은 고딕"/>
+                <w:b w:val="false"/>
+                <w:bCs w:val="false"/>
+                <w:i w:val="false"/>
+                <w:iCs w:val="false"/>
+                <w:color w:val="14161B"/>
+                <w:sz w:val="19"/>
+                <w:szCs w:val="19"/>
+              </w:rPr>
+              <w:t xml:space="preserve">버전</w:t>
+            </w:r>
+          </w:p>
+        </w:tc>
+        <w:tc>
+          <w:tcPr>
+            <w:tcW w:type="dxa" w:w="6500"/>
+            <w:tcMar>
+              <w:top w:type="dxa" w:w="95"/>
+              <w:left w:type="dxa" w:w="130"/>
+              <w:bottom w:type="dxa" w:w="95"/>
+              <w:right w:type="dxa" w:w="130"/>
+            </w:tcMar>
+          </w:tcPr>
+          <w:p>
+            <w:pPr>
+              <w:spacing w:line="264"/>
+              <w:jc w:val="left"/>
+            </w:pPr>
+            <w:r>
+              <w:rPr>
+                <w:rFonts w:ascii="맑은 고딕" w:cs="맑은 고딕" w:eastAsia="맑은 고딕" w:hAnsi="맑은 고딕"/>
+                <w:b w:val="false"/>
+                <w:bCs w:val="false"/>
+                <w:i w:val="false"/>
+                <w:iCs w:val="false"/>
+                <w:color w:val="14161B"/>
+                <w:sz w:val="19"/>
+                <w:szCs w:val="19"/>
+              </w:rPr>
+              <w:t xml:space="preserve">전달할 때마다 버전을 올리고 이전 판을 삭제하지 아니한다.</w:t>
+            </w:r>
+          </w:p>
+        </w:tc>
+      </w:tr>
+      <w:tr>
+        <w:tc>
+          <w:tcPr>
+            <w:tcW w:type="dxa" w:w="1700"/>
+            <w:tcMar>
+              <w:top w:type="dxa" w:w="95"/>
+              <w:left w:type="dxa" w:w="130"/>
+              <w:bottom w:type="dxa" w:w="95"/>
+              <w:right w:type="dxa" w:w="130"/>
+            </w:tcMar>
+          </w:tcPr>
+          <w:p>
+            <w:pPr>
+              <w:spacing w:line="264"/>
+              <w:jc w:val="left"/>
+            </w:pPr>
+            <w:r>
+              <w:rPr>
+                <w:rFonts w:ascii="맑은 고딕" w:cs="맑은 고딕" w:eastAsia="맑은 고딕" w:hAnsi="맑은 고딕"/>
+                <w:b w:val="false"/>
+                <w:bCs w:val="false"/>
+                <w:i w:val="false"/>
+                <w:iCs w:val="false"/>
+                <w:color w:val="14161B"/>
+                <w:sz w:val="19"/>
+                <w:szCs w:val="19"/>
+              </w:rPr>
+              <w:t xml:space="preserve">폰트</w:t>
+            </w:r>
+          </w:p>
+        </w:tc>
+        <w:tc>
+          <w:tcPr>
+            <w:tcW w:type="dxa" w:w="6500"/>
+            <w:tcMar>
+              <w:top w:type="dxa" w:w="95"/>
+              <w:left w:type="dxa" w:w="130"/>
+              <w:bottom w:type="dxa" w:w="95"/>
+              <w:right w:type="dxa" w:w="130"/>
+            </w:tcMar>
+          </w:tcPr>
+          <w:p>
+            <w:pPr>
+              <w:spacing w:line="264"/>
+              <w:jc w:val="left"/>
+            </w:pPr>
+            <w:r>
+              <w:rPr>
+                <w:rFonts w:ascii="맑은 고딕" w:cs="맑은 고딕" w:eastAsia="맑은 고딕" w:hAnsi="맑은 고딕"/>
+                <w:b w:val="false"/>
+                <w:bCs w:val="false"/>
+                <w:i w:val="false"/>
+                <w:iCs w:val="false"/>
+                <w:color w:val="14161B"/>
+                <w:sz w:val="19"/>
+                <w:szCs w:val="19"/>
+              </w:rPr>
+              <w:t xml:space="preserve">전달본에 폰트를 포함하는 경우 제7항에 따라 라이선스를 먼저 확인한다.</w:t>
+            </w:r>
+          </w:p>
+        </w:tc>
+      </w:tr>
+    </w:tbl>
+    <w:p>
+      <w:pPr>
+        <w:spacing w:before="150"/>
+        <w:ind w:left="200"/>
+      </w:pPr>
+      <w:r>
+        <w:rPr>
+          <w:rFonts w:ascii="맑은 고딕" w:cs="맑은 고딕" w:eastAsia="맑은 고딕" w:hAnsi="맑은 고딕"/>
+          <w:b w:val="false"/>
+          <w:bCs w:val="false"/>
+          <w:i w:val="false"/>
+          <w:iCs w:val="false"/>
+          <w:color w:val="6B7280"/>
+          <w:sz w:val="19"/>
+          <w:szCs w:val="19"/>
+        </w:rPr>
+        <w:t xml:space="preserve">파일명과 폴더 규칙은 제5항에, 전달 직전 점검은 제6항에 있다.</w:t>
       </w:r>
     </w:p>
     <w:p>
